--- a/PARTE TERZA_DI CARO/LAB2_TNL3/Relazione Progetto_LAB2.docx
+++ b/PARTE TERZA_DI CARO/LAB2_TNL3/Relazione Progetto_LAB2.docx
@@ -16,7 +16,7 @@
           <w:lang w:eastAsia="it-IT"/>
         </w:rPr>
         <w:drawing>
-          <wp:anchor distT="0" distB="0" distL="114300" distR="114300" simplePos="0" relativeHeight="251659264" behindDoc="0" locked="0" layoutInCell="1" allowOverlap="1" wp14:anchorId="6A975F5F" wp14:editId="1A56378D">
+          <wp:anchor distT="0" distB="0" distL="114300" distR="114300" simplePos="0" relativeHeight="251659264" behindDoc="0" locked="0" layoutInCell="1" allowOverlap="1" wp14:anchorId="6A975F5F" wp14:editId="5324AA9D">
             <wp:simplePos x="0" y="0"/>
             <wp:positionH relativeFrom="margin">
               <wp:align>center</wp:align>
@@ -345,7 +345,7 @@
           <w:sz w:val="40"/>
           <w:szCs w:val="40"/>
         </w:rPr>
-        <w:t>LABORATORIO</w:t>
+        <w:t>LAB</w:t>
       </w:r>
       <w:r>
         <w:rPr>
@@ -354,7 +354,7 @@
           <w:sz w:val="40"/>
           <w:szCs w:val="40"/>
         </w:rPr>
-        <w:t xml:space="preserve"> </w:t>
+        <w:t>-</w:t>
       </w:r>
       <w:r>
         <w:rPr>
@@ -431,17 +431,6 @@
         </w:rPr>
         <w:t>calcolo della similarità lessicale e semantica</w:t>
       </w:r>
-    </w:p>
-    <w:p>
-      <w:pPr>
-        <w:jc w:val="center"/>
-        <w:rPr>
-          <w:rFonts w:ascii="Times New Roman" w:hAnsi="Times New Roman" w:cs="Times New Roman"/>
-          <w:bCs/>
-          <w:sz w:val="40"/>
-          <w:szCs w:val="40"/>
-        </w:rPr>
-      </w:pPr>
     </w:p>
     <w:p/>
     <w:p>
@@ -481,6 +470,379 @@
     <w:p>
       <w:pPr>
         <w:pStyle w:val="Paragrafoelenco"/>
+        <w:ind w:left="360"/>
+        <w:jc w:val="both"/>
+        <w:rPr>
+          <w:rFonts w:ascii="Times New Roman" w:hAnsi="Times New Roman" w:cs="Times New Roman"/>
+          <w:bCs/>
+          <w:sz w:val="24"/>
+          <w:szCs w:val="24"/>
+        </w:rPr>
+      </w:pPr>
+      <w:r>
+        <w:rPr>
+          <w:rFonts w:ascii="Times New Roman" w:hAnsi="Times New Roman" w:cs="Times New Roman"/>
+          <w:bCs/>
+          <w:sz w:val="24"/>
+          <w:szCs w:val="24"/>
+        </w:rPr>
+        <w:t xml:space="preserve"> </w:t>
+      </w:r>
+      <w:r>
+        <w:rPr>
+          <w:rFonts w:ascii="Times New Roman" w:hAnsi="Times New Roman" w:cs="Times New Roman"/>
+          <w:bCs/>
+          <w:sz w:val="24"/>
+          <w:szCs w:val="24"/>
+        </w:rPr>
+        <w:t xml:space="preserve">     </w:t>
+      </w:r>
+      <w:r>
+        <w:rPr>
+          <w:rFonts w:ascii="Times New Roman" w:hAnsi="Times New Roman" w:cs="Times New Roman"/>
+          <w:bCs/>
+          <w:sz w:val="24"/>
+          <w:szCs w:val="24"/>
+        </w:rPr>
+        <w:t xml:space="preserve">La seguente esercitazione </w:t>
+      </w:r>
+      <w:r>
+        <w:rPr>
+          <w:rFonts w:ascii="Times New Roman" w:hAnsi="Times New Roman" w:cs="Times New Roman"/>
+          <w:bCs/>
+          <w:sz w:val="24"/>
+          <w:szCs w:val="24"/>
+        </w:rPr>
+        <w:t>è finalizzata</w:t>
+      </w:r>
+      <w:r>
+        <w:rPr>
+          <w:rFonts w:ascii="Times New Roman" w:hAnsi="Times New Roman" w:cs="Times New Roman"/>
+          <w:bCs/>
+          <w:sz w:val="24"/>
+          <w:szCs w:val="24"/>
+        </w:rPr>
+        <w:t xml:space="preserve"> </w:t>
+      </w:r>
+      <w:r>
+        <w:rPr>
+          <w:rFonts w:ascii="Times New Roman" w:hAnsi="Times New Roman" w:cs="Times New Roman"/>
+          <w:bCs/>
+          <w:sz w:val="24"/>
+          <w:szCs w:val="24"/>
+        </w:rPr>
+        <w:t>al</w:t>
+      </w:r>
+      <w:r>
+        <w:rPr>
+          <w:rFonts w:ascii="Times New Roman" w:hAnsi="Times New Roman" w:cs="Times New Roman"/>
+          <w:bCs/>
+          <w:sz w:val="24"/>
+          <w:szCs w:val="24"/>
+        </w:rPr>
+        <w:t>la definizione di un algoritmo di valutazione della sovrapposizione lessicale per un insieme di definizioni (sulle dimensioni di concretezza/astrattezza e specificità/genericità) associate ai seguenti quattro termini</w:t>
+      </w:r>
+      <w:r>
+        <w:rPr>
+          <w:rFonts w:ascii="Times New Roman" w:hAnsi="Times New Roman" w:cs="Times New Roman"/>
+          <w:bCs/>
+          <w:sz w:val="24"/>
+          <w:szCs w:val="24"/>
+        </w:rPr>
+        <w:t>:</w:t>
+      </w:r>
+    </w:p>
+    <w:p>
+      <w:pPr>
+        <w:spacing w:line="240" w:lineRule="auto"/>
+        <w:ind w:left="708"/>
+        <w:jc w:val="both"/>
+        <w:rPr>
+          <w:rFonts w:ascii="Times New Roman" w:hAnsi="Times New Roman" w:cs="Times New Roman"/>
+          <w:bCs/>
+          <w:sz w:val="24"/>
+          <w:szCs w:val="24"/>
+        </w:rPr>
+      </w:pPr>
+      <w:r>
+        <w:rPr>
+          <w:rFonts w:ascii="Times New Roman" w:hAnsi="Times New Roman" w:cs="Times New Roman"/>
+          <w:bCs/>
+          <w:sz w:val="24"/>
+          <w:szCs w:val="24"/>
+        </w:rPr>
+        <w:t xml:space="preserve">• </w:t>
+      </w:r>
+      <w:r>
+        <w:rPr>
+          <w:rFonts w:ascii="Times New Roman" w:hAnsi="Times New Roman" w:cs="Times New Roman"/>
+          <w:bCs/>
+          <w:sz w:val="24"/>
+          <w:szCs w:val="24"/>
+        </w:rPr>
+        <w:t>Microscope</w:t>
+      </w:r>
+      <w:r>
+        <w:rPr>
+          <w:rFonts w:ascii="Times New Roman" w:hAnsi="Times New Roman" w:cs="Times New Roman"/>
+          <w:bCs/>
+          <w:sz w:val="24"/>
+          <w:szCs w:val="24"/>
+        </w:rPr>
+        <w:t xml:space="preserve"> (concreto / specifico) </w:t>
+      </w:r>
+    </w:p>
+    <w:p>
+      <w:pPr>
+        <w:spacing w:line="240" w:lineRule="auto"/>
+        <w:ind w:left="708"/>
+        <w:jc w:val="both"/>
+        <w:rPr>
+          <w:rFonts w:ascii="Times New Roman" w:hAnsi="Times New Roman" w:cs="Times New Roman"/>
+          <w:bCs/>
+          <w:sz w:val="24"/>
+          <w:szCs w:val="24"/>
+        </w:rPr>
+      </w:pPr>
+      <w:r>
+        <w:rPr>
+          <w:rFonts w:ascii="Times New Roman" w:hAnsi="Times New Roman" w:cs="Times New Roman"/>
+          <w:bCs/>
+          <w:sz w:val="24"/>
+          <w:szCs w:val="24"/>
+        </w:rPr>
+        <w:t xml:space="preserve">• </w:t>
+      </w:r>
+      <w:r>
+        <w:rPr>
+          <w:rFonts w:ascii="Times New Roman" w:hAnsi="Times New Roman" w:cs="Times New Roman"/>
+          <w:bCs/>
+          <w:sz w:val="24"/>
+          <w:szCs w:val="24"/>
+        </w:rPr>
+        <w:t>Trousers</w:t>
+      </w:r>
+      <w:r>
+        <w:rPr>
+          <w:rFonts w:ascii="Times New Roman" w:hAnsi="Times New Roman" w:cs="Times New Roman"/>
+          <w:bCs/>
+          <w:sz w:val="24"/>
+          <w:szCs w:val="24"/>
+        </w:rPr>
+        <w:t xml:space="preserve"> (concreto / generico) </w:t>
+      </w:r>
+    </w:p>
+    <w:p>
+      <w:pPr>
+        <w:spacing w:line="240" w:lineRule="auto"/>
+        <w:ind w:left="708"/>
+        <w:jc w:val="both"/>
+        <w:rPr>
+          <w:rFonts w:ascii="Times New Roman" w:hAnsi="Times New Roman" w:cs="Times New Roman"/>
+          <w:bCs/>
+          <w:sz w:val="24"/>
+          <w:szCs w:val="24"/>
+        </w:rPr>
+      </w:pPr>
+      <w:r>
+        <w:rPr>
+          <w:rFonts w:ascii="Times New Roman" w:hAnsi="Times New Roman" w:cs="Times New Roman"/>
+          <w:bCs/>
+          <w:sz w:val="24"/>
+          <w:szCs w:val="24"/>
+        </w:rPr>
+        <w:t xml:space="preserve">• </w:t>
+      </w:r>
+      <w:r>
+        <w:rPr>
+          <w:rFonts w:ascii="Times New Roman" w:hAnsi="Times New Roman" w:cs="Times New Roman"/>
+          <w:bCs/>
+          <w:sz w:val="24"/>
+          <w:szCs w:val="24"/>
+        </w:rPr>
+        <w:t>Heuristic</w:t>
+      </w:r>
+      <w:r>
+        <w:rPr>
+          <w:rFonts w:ascii="Times New Roman" w:hAnsi="Times New Roman" w:cs="Times New Roman"/>
+          <w:bCs/>
+          <w:sz w:val="24"/>
+          <w:szCs w:val="24"/>
+        </w:rPr>
+        <w:t xml:space="preserve"> (astratto / specifico) </w:t>
+      </w:r>
+    </w:p>
+    <w:p>
+      <w:pPr>
+        <w:spacing w:line="240" w:lineRule="auto"/>
+        <w:ind w:left="708"/>
+        <w:jc w:val="both"/>
+        <w:rPr>
+          <w:rFonts w:ascii="Times New Roman" w:hAnsi="Times New Roman" w:cs="Times New Roman"/>
+          <w:bCs/>
+          <w:sz w:val="24"/>
+          <w:szCs w:val="24"/>
+        </w:rPr>
+      </w:pPr>
+      <w:r>
+        <w:rPr>
+          <w:rFonts w:ascii="Times New Roman" w:hAnsi="Times New Roman" w:cs="Times New Roman"/>
+          <w:bCs/>
+          <w:sz w:val="24"/>
+          <w:szCs w:val="24"/>
+        </w:rPr>
+        <w:lastRenderedPageBreak/>
+        <w:t xml:space="preserve">• </w:t>
+      </w:r>
+      <w:r>
+        <w:rPr>
+          <w:rFonts w:ascii="Times New Roman" w:hAnsi="Times New Roman" w:cs="Times New Roman"/>
+          <w:bCs/>
+          <w:sz w:val="24"/>
+          <w:szCs w:val="24"/>
+        </w:rPr>
+        <w:t>Danger</w:t>
+      </w:r>
+      <w:r>
+        <w:rPr>
+          <w:rFonts w:ascii="Times New Roman" w:hAnsi="Times New Roman" w:cs="Times New Roman"/>
+          <w:bCs/>
+          <w:sz w:val="24"/>
+          <w:szCs w:val="24"/>
+        </w:rPr>
+        <w:t xml:space="preserve"> (astratto / generico) </w:t>
+      </w:r>
+    </w:p>
+    <w:p>
+      <w:pPr>
+        <w:pStyle w:val="Paragrafoelenco"/>
+        <w:ind w:left="360"/>
+        <w:jc w:val="both"/>
+        <w:rPr>
+          <w:rFonts w:ascii="Times New Roman" w:hAnsi="Times New Roman" w:cs="Times New Roman"/>
+          <w:bCs/>
+          <w:sz w:val="24"/>
+          <w:szCs w:val="24"/>
+        </w:rPr>
+      </w:pPr>
+      <w:r>
+        <w:rPr>
+          <w:rFonts w:ascii="Times New Roman" w:hAnsi="Times New Roman" w:cs="Times New Roman"/>
+          <w:bCs/>
+          <w:sz w:val="24"/>
+          <w:szCs w:val="24"/>
+        </w:rPr>
+        <w:t xml:space="preserve">     </w:t>
+      </w:r>
+      <w:r>
+        <w:rPr>
+          <w:rFonts w:ascii="Times New Roman" w:hAnsi="Times New Roman" w:cs="Times New Roman"/>
+          <w:bCs/>
+          <w:sz w:val="24"/>
+          <w:szCs w:val="24"/>
+        </w:rPr>
+        <w:t>L’obiettivo è dimostrare c</w:t>
+      </w:r>
+      <w:r>
+        <w:rPr>
+          <w:rFonts w:ascii="Times New Roman" w:hAnsi="Times New Roman" w:cs="Times New Roman"/>
+          <w:bCs/>
+          <w:sz w:val="24"/>
+          <w:szCs w:val="24"/>
+        </w:rPr>
+        <w:t>he</w:t>
+      </w:r>
+      <w:r>
+        <w:rPr>
+          <w:rFonts w:ascii="Times New Roman" w:hAnsi="Times New Roman" w:cs="Times New Roman"/>
+          <w:bCs/>
+          <w:sz w:val="24"/>
+          <w:szCs w:val="24"/>
+        </w:rPr>
+        <w:t xml:space="preserve"> </w:t>
+      </w:r>
+      <w:r>
+        <w:rPr>
+          <w:rFonts w:ascii="Times New Roman" w:hAnsi="Times New Roman" w:cs="Times New Roman"/>
+          <w:bCs/>
+          <w:sz w:val="24"/>
+          <w:szCs w:val="24"/>
+        </w:rPr>
+        <w:t>la formulazione di</w:t>
+      </w:r>
+      <w:r>
+        <w:rPr>
+          <w:rFonts w:ascii="Times New Roman" w:hAnsi="Times New Roman" w:cs="Times New Roman"/>
+          <w:bCs/>
+          <w:sz w:val="24"/>
+          <w:szCs w:val="24"/>
+        </w:rPr>
+        <w:t xml:space="preserve"> una definizione di un termine sia un’operazione </w:t>
+      </w:r>
+      <w:r>
+        <w:rPr>
+          <w:rFonts w:ascii="Times New Roman" w:hAnsi="Times New Roman" w:cs="Times New Roman"/>
+          <w:bCs/>
+          <w:sz w:val="24"/>
+          <w:szCs w:val="24"/>
+        </w:rPr>
+        <w:t>molto</w:t>
+      </w:r>
+      <w:r>
+        <w:rPr>
+          <w:rFonts w:ascii="Times New Roman" w:hAnsi="Times New Roman" w:cs="Times New Roman"/>
+          <w:bCs/>
+          <w:sz w:val="24"/>
+          <w:szCs w:val="24"/>
+        </w:rPr>
+        <w:t xml:space="preserve"> complessa soprattutto quando il termine ha un significato astratto o generico. Una prima evidenza di questa difficoltà emerge osservando le definizioni annotate: nonostante si riferiscano agli stessi concetti, esse risultano spesso molto eterogenee tra loro.</w:t>
+      </w:r>
+    </w:p>
+    <w:p>
+      <w:pPr>
+        <w:pStyle w:val="Paragrafoelenco"/>
+        <w:ind w:left="360"/>
+        <w:jc w:val="both"/>
+        <w:rPr>
+          <w:rFonts w:ascii="Times New Roman" w:hAnsi="Times New Roman" w:cs="Times New Roman"/>
+          <w:bCs/>
+          <w:sz w:val="24"/>
+          <w:szCs w:val="24"/>
+        </w:rPr>
+      </w:pPr>
+      <w:r>
+        <w:rPr>
+          <w:rFonts w:ascii="Times New Roman" w:hAnsi="Times New Roman" w:cs="Times New Roman"/>
+          <w:bCs/>
+          <w:sz w:val="24"/>
+          <w:szCs w:val="24"/>
+        </w:rPr>
+        <w:t xml:space="preserve">     Tutte le definizioni considerate sono contenute nel file “</w:t>
+      </w:r>
+      <w:r>
+        <w:rPr>
+          <w:rFonts w:ascii="Times New Roman" w:hAnsi="Times New Roman" w:cs="Times New Roman"/>
+          <w:bCs/>
+          <w:i/>
+          <w:iCs/>
+          <w:sz w:val="24"/>
+          <w:szCs w:val="24"/>
+        </w:rPr>
+        <w:t>dataset_definizioni_TLN_25.xlsx</w:t>
+      </w:r>
+      <w:r>
+        <w:rPr>
+          <w:rFonts w:ascii="Times New Roman" w:hAnsi="Times New Roman" w:cs="Times New Roman"/>
+          <w:bCs/>
+          <w:sz w:val="24"/>
+          <w:szCs w:val="24"/>
+        </w:rPr>
+        <w:t>”.</w:t>
+      </w:r>
+    </w:p>
+    <w:p>
+      <w:pPr>
+        <w:pStyle w:val="Paragrafoelenco"/>
         <w:ind w:left="0"/>
         <w:jc w:val="both"/>
         <w:rPr>
@@ -516,13 +878,13 @@
     <w:p>
       <w:pPr>
         <w:pStyle w:val="Paragrafoelenco"/>
-        <w:numPr>
-          <w:ilvl w:val="0"/>
-          <w:numId w:val="4"/>
-        </w:numPr>
-        <w:rPr>
-          <w:sz w:val="28"/>
-          <w:szCs w:val="28"/>
+        <w:ind w:left="360"/>
+        <w:jc w:val="both"/>
+        <w:rPr>
+          <w:rFonts w:ascii="Times New Roman" w:hAnsi="Times New Roman" w:cs="Times New Roman"/>
+          <w:bCs/>
+          <w:sz w:val="24"/>
+          <w:szCs w:val="24"/>
         </w:rPr>
       </w:pPr>
       <w:r>
@@ -532,12 +894,43 @@
           <w:sz w:val="28"/>
           <w:szCs w:val="28"/>
         </w:rPr>
-        <w:t>Risultati ottenuti</w:t>
-      </w:r>
-    </w:p>
-    <w:p>
-      <w:pPr>
-        <w:ind w:left="360"/>
+        <w:t xml:space="preserve">     </w:t>
+      </w:r>
+      <w:r>
+        <w:rPr>
+          <w:rFonts w:ascii="Times New Roman" w:hAnsi="Times New Roman" w:cs="Times New Roman"/>
+          <w:bCs/>
+          <w:sz w:val="24"/>
+          <w:szCs w:val="24"/>
+        </w:rPr>
+        <w:t xml:space="preserve">Il codice è diviso in </w:t>
+      </w:r>
+      <w:r>
+        <w:rPr>
+          <w:rFonts w:ascii="Times New Roman" w:hAnsi="Times New Roman" w:cs="Times New Roman"/>
+          <w:bCs/>
+          <w:sz w:val="24"/>
+          <w:szCs w:val="24"/>
+        </w:rPr>
+        <w:t>4</w:t>
+      </w:r>
+      <w:r>
+        <w:rPr>
+          <w:rFonts w:ascii="Times New Roman" w:hAnsi="Times New Roman" w:cs="Times New Roman"/>
+          <w:bCs/>
+          <w:sz w:val="24"/>
+          <w:szCs w:val="24"/>
+        </w:rPr>
+        <w:t xml:space="preserve"> file:</w:t>
+      </w:r>
+    </w:p>
+    <w:p>
+      <w:pPr>
+        <w:pStyle w:val="Paragrafoelenco"/>
+        <w:numPr>
+          <w:ilvl w:val="0"/>
+          <w:numId w:val="45"/>
+        </w:numPr>
         <w:jc w:val="both"/>
         <w:rPr>
           <w:rFonts w:ascii="Times New Roman" w:hAnsi="Times New Roman" w:cs="Times New Roman"/>
@@ -550,29 +943,1038 @@
         <w:rPr>
           <w:rFonts w:ascii="Times New Roman" w:hAnsi="Times New Roman" w:cs="Times New Roman"/>
           <w:bCs/>
-          <w:sz w:val="24"/>
-          <w:szCs w:val="24"/>
-        </w:rPr>
-        <w:t xml:space="preserve">Si </w:t>
-      </w:r>
-      <w:r>
-        <w:rPr>
-          <w:rFonts w:ascii="Times New Roman" w:hAnsi="Times New Roman" w:cs="Times New Roman"/>
-          <w:bCs/>
-          <w:sz w:val="24"/>
-          <w:szCs w:val="24"/>
-        </w:rPr>
-        <w:t>riporta, di seguito a titolo di esempio, i risultati ottenuti a valle di una esecuzione del co</w:t>
-      </w:r>
-    </w:p>
-    <w:p>
-      <w:pPr>
-        <w:rPr>
-          <w:rFonts w:ascii="Consolas" w:hAnsi="Consolas" w:cs="Times New Roman"/>
-          <w:b/>
-          <w:bCs/>
-          <w:sz w:val="24"/>
-          <w:szCs w:val="24"/>
+          <w:i/>
+          <w:iCs/>
+          <w:sz w:val="24"/>
+          <w:szCs w:val="24"/>
+        </w:rPr>
+        <w:t>utils.py:</w:t>
+      </w:r>
+      <w:r>
+        <w:rPr>
+          <w:rFonts w:ascii="Times New Roman" w:hAnsi="Times New Roman" w:cs="Times New Roman"/>
+          <w:bCs/>
+          <w:sz w:val="24"/>
+          <w:szCs w:val="24"/>
+        </w:rPr>
+        <w:t xml:space="preserve"> contiene metodi di utility </w:t>
+      </w:r>
+      <w:r>
+        <w:rPr>
+          <w:rFonts w:ascii="Times New Roman" w:hAnsi="Times New Roman" w:cs="Times New Roman"/>
+          <w:bCs/>
+          <w:sz w:val="24"/>
+          <w:szCs w:val="24"/>
+        </w:rPr>
+        <w:t>di</w:t>
+      </w:r>
+      <w:r>
+        <w:rPr>
+          <w:rFonts w:ascii="Times New Roman" w:hAnsi="Times New Roman" w:cs="Times New Roman"/>
+          <w:bCs/>
+          <w:sz w:val="24"/>
+          <w:szCs w:val="24"/>
+        </w:rPr>
+        <w:t xml:space="preserve"> cui</w:t>
+      </w:r>
+      <w:r>
+        <w:rPr>
+          <w:rFonts w:ascii="Times New Roman" w:hAnsi="Times New Roman" w:cs="Times New Roman"/>
+          <w:bCs/>
+          <w:sz w:val="24"/>
+          <w:szCs w:val="24"/>
+        </w:rPr>
+        <w:t xml:space="preserve"> se ne riportano i principali</w:t>
+      </w:r>
+    </w:p>
+    <w:p>
+      <w:pPr>
+        <w:pStyle w:val="Paragrafoelenco"/>
+        <w:numPr>
+          <w:ilvl w:val="1"/>
+          <w:numId w:val="45"/>
+        </w:numPr>
+        <w:jc w:val="both"/>
+        <w:rPr>
+          <w:rFonts w:ascii="Times New Roman" w:hAnsi="Times New Roman" w:cs="Times New Roman"/>
+          <w:bCs/>
+          <w:sz w:val="24"/>
+          <w:szCs w:val="24"/>
+        </w:rPr>
+      </w:pPr>
+      <w:r>
+        <w:rPr>
+          <w:rFonts w:ascii="Times New Roman" w:hAnsi="Times New Roman" w:cs="Times New Roman"/>
+          <w:bCs/>
+          <w:i/>
+          <w:iCs/>
+          <w:sz w:val="24"/>
+          <w:szCs w:val="24"/>
+        </w:rPr>
+        <w:t>def extraction_lemmi_from_sentence(sentence):</w:t>
+      </w:r>
+      <w:r>
+        <w:rPr>
+          <w:rFonts w:ascii="Times New Roman" w:hAnsi="Times New Roman" w:cs="Times New Roman"/>
+          <w:bCs/>
+          <w:i/>
+          <w:iCs/>
+          <w:sz w:val="24"/>
+          <w:szCs w:val="24"/>
+        </w:rPr>
+        <w:t xml:space="preserve"> </w:t>
+      </w:r>
+      <w:r>
+        <w:rPr>
+          <w:rFonts w:ascii="Times New Roman" w:hAnsi="Times New Roman" w:cs="Times New Roman"/>
+          <w:bCs/>
+          <w:sz w:val="24"/>
+          <w:szCs w:val="24"/>
+        </w:rPr>
+        <w:t>metodo che prende in input</w:t>
+      </w:r>
+    </w:p>
+    <w:p>
+      <w:pPr>
+        <w:pStyle w:val="Paragrafoelenco"/>
+        <w:ind w:left="1800"/>
+        <w:jc w:val="both"/>
+        <w:rPr>
+          <w:rFonts w:ascii="Times New Roman" w:hAnsi="Times New Roman" w:cs="Times New Roman"/>
+          <w:bCs/>
+          <w:sz w:val="24"/>
+          <w:szCs w:val="24"/>
+        </w:rPr>
+      </w:pPr>
+      <w:r>
+        <w:rPr>
+          <w:rFonts w:ascii="Times New Roman" w:hAnsi="Times New Roman" w:cs="Times New Roman"/>
+          <w:bCs/>
+          <w:sz w:val="24"/>
+          <w:szCs w:val="24"/>
+        </w:rPr>
+        <w:t>una frase e la elabora restituendo un set costituito dai lemmi delle parole che la costituiscono. In particolare, l’elaborazione si articola nei seguenti passi:</w:t>
+      </w:r>
+    </w:p>
+    <w:p>
+      <w:pPr>
+        <w:pStyle w:val="Paragrafoelenco"/>
+        <w:numPr>
+          <w:ilvl w:val="2"/>
+          <w:numId w:val="46"/>
+        </w:numPr>
+        <w:jc w:val="both"/>
+        <w:rPr>
+          <w:rFonts w:ascii="Times New Roman" w:hAnsi="Times New Roman" w:cs="Times New Roman"/>
+          <w:bCs/>
+          <w:sz w:val="24"/>
+          <w:szCs w:val="24"/>
+        </w:rPr>
+      </w:pPr>
+      <w:r>
+        <w:rPr>
+          <w:rFonts w:ascii="Times New Roman" w:hAnsi="Times New Roman" w:cs="Times New Roman"/>
+          <w:bCs/>
+          <w:sz w:val="24"/>
+          <w:szCs w:val="24"/>
+        </w:rPr>
+        <w:t>traduzione</w:t>
+      </w:r>
+      <w:r>
+        <w:rPr>
+          <w:rFonts w:ascii="Times New Roman" w:hAnsi="Times New Roman" w:cs="Times New Roman"/>
+          <w:bCs/>
+          <w:sz w:val="24"/>
+          <w:szCs w:val="24"/>
+        </w:rPr>
+        <w:t xml:space="preserve"> in inglese della </w:t>
+      </w:r>
+      <w:r>
+        <w:rPr>
+          <w:rFonts w:ascii="Times New Roman" w:hAnsi="Times New Roman" w:cs="Times New Roman"/>
+          <w:bCs/>
+          <w:sz w:val="24"/>
+          <w:szCs w:val="24"/>
+        </w:rPr>
+        <w:t>definizione</w:t>
+      </w:r>
+      <w:r>
+        <w:rPr>
+          <w:rFonts w:ascii="Times New Roman" w:hAnsi="Times New Roman" w:cs="Times New Roman"/>
+          <w:bCs/>
+          <w:sz w:val="24"/>
+          <w:szCs w:val="24"/>
+        </w:rPr>
+        <w:t xml:space="preserve"> in input;</w:t>
+      </w:r>
+    </w:p>
+    <w:p>
+      <w:pPr>
+        <w:pStyle w:val="Paragrafoelenco"/>
+        <w:numPr>
+          <w:ilvl w:val="2"/>
+          <w:numId w:val="46"/>
+        </w:numPr>
+        <w:jc w:val="both"/>
+        <w:rPr>
+          <w:rFonts w:ascii="Times New Roman" w:hAnsi="Times New Roman" w:cs="Times New Roman"/>
+          <w:bCs/>
+          <w:sz w:val="24"/>
+          <w:szCs w:val="24"/>
+        </w:rPr>
+      </w:pPr>
+      <w:r>
+        <w:rPr>
+          <w:rFonts w:ascii="Times New Roman" w:hAnsi="Times New Roman" w:cs="Times New Roman"/>
+          <w:bCs/>
+          <w:sz w:val="24"/>
+          <w:szCs w:val="24"/>
+        </w:rPr>
+        <w:t>tokenizzazione;</w:t>
+      </w:r>
+    </w:p>
+    <w:p>
+      <w:pPr>
+        <w:pStyle w:val="Paragrafoelenco"/>
+        <w:numPr>
+          <w:ilvl w:val="2"/>
+          <w:numId w:val="46"/>
+        </w:numPr>
+        <w:jc w:val="both"/>
+        <w:rPr>
+          <w:rFonts w:ascii="Times New Roman" w:hAnsi="Times New Roman" w:cs="Times New Roman"/>
+          <w:bCs/>
+          <w:sz w:val="24"/>
+          <w:szCs w:val="24"/>
+        </w:rPr>
+      </w:pPr>
+      <w:r>
+        <w:rPr>
+          <w:rFonts w:ascii="Times New Roman" w:hAnsi="Times New Roman" w:cs="Times New Roman"/>
+          <w:bCs/>
+          <w:sz w:val="24"/>
+          <w:szCs w:val="24"/>
+        </w:rPr>
+        <w:t>rappresentazione di tutte le parole in lower case;</w:t>
+      </w:r>
+    </w:p>
+    <w:p>
+      <w:pPr>
+        <w:pStyle w:val="Paragrafoelenco"/>
+        <w:numPr>
+          <w:ilvl w:val="2"/>
+          <w:numId w:val="46"/>
+        </w:numPr>
+        <w:jc w:val="both"/>
+        <w:rPr>
+          <w:rFonts w:ascii="Times New Roman" w:hAnsi="Times New Roman" w:cs="Times New Roman"/>
+          <w:bCs/>
+          <w:sz w:val="24"/>
+          <w:szCs w:val="24"/>
+        </w:rPr>
+      </w:pPr>
+      <w:r>
+        <w:rPr>
+          <w:rFonts w:ascii="Times New Roman" w:hAnsi="Times New Roman" w:cs="Times New Roman"/>
+          <w:bCs/>
+          <w:sz w:val="24"/>
+          <w:szCs w:val="24"/>
+        </w:rPr>
+        <w:t>rimozione delle stop-words;</w:t>
+      </w:r>
+    </w:p>
+    <w:p>
+      <w:pPr>
+        <w:pStyle w:val="Paragrafoelenco"/>
+        <w:numPr>
+          <w:ilvl w:val="2"/>
+          <w:numId w:val="46"/>
+        </w:numPr>
+        <w:jc w:val="both"/>
+        <w:rPr>
+          <w:rFonts w:ascii="Times New Roman" w:hAnsi="Times New Roman" w:cs="Times New Roman"/>
+          <w:bCs/>
+          <w:sz w:val="24"/>
+          <w:szCs w:val="24"/>
+        </w:rPr>
+      </w:pPr>
+      <w:r>
+        <w:rPr>
+          <w:rFonts w:ascii="Times New Roman" w:hAnsi="Times New Roman" w:cs="Times New Roman"/>
+          <w:bCs/>
+          <w:sz w:val="24"/>
+          <w:szCs w:val="24"/>
+        </w:rPr>
+        <w:t>rimozione della punteggiatura</w:t>
+      </w:r>
+      <w:r>
+        <w:rPr>
+          <w:rFonts w:ascii="Times New Roman" w:hAnsi="Times New Roman" w:cs="Times New Roman"/>
+          <w:bCs/>
+          <w:sz w:val="24"/>
+          <w:szCs w:val="24"/>
+        </w:rPr>
+        <w:t xml:space="preserve"> e/o numeri;</w:t>
+      </w:r>
+    </w:p>
+    <w:p>
+      <w:pPr>
+        <w:pStyle w:val="Paragrafoelenco"/>
+        <w:numPr>
+          <w:ilvl w:val="2"/>
+          <w:numId w:val="46"/>
+        </w:numPr>
+        <w:jc w:val="both"/>
+        <w:rPr>
+          <w:rFonts w:ascii="Times New Roman" w:hAnsi="Times New Roman" w:cs="Times New Roman"/>
+          <w:bCs/>
+          <w:sz w:val="24"/>
+          <w:szCs w:val="24"/>
+        </w:rPr>
+      </w:pPr>
+      <w:r>
+        <w:rPr>
+          <w:rFonts w:ascii="Times New Roman" w:hAnsi="Times New Roman" w:cs="Times New Roman"/>
+          <w:bCs/>
+          <w:sz w:val="24"/>
+          <w:szCs w:val="24"/>
+        </w:rPr>
+        <w:t xml:space="preserve">creazione di una </w:t>
+      </w:r>
+      <w:r>
+        <w:rPr>
+          <w:rFonts w:ascii="Times New Roman" w:hAnsi="Times New Roman" w:cs="Times New Roman"/>
+          <w:bCs/>
+          <w:sz w:val="24"/>
+          <w:szCs w:val="24"/>
+        </w:rPr>
+        <w:t>stringa</w:t>
+      </w:r>
+      <w:r>
+        <w:rPr>
+          <w:rFonts w:ascii="Times New Roman" w:hAnsi="Times New Roman" w:cs="Times New Roman"/>
+          <w:bCs/>
+          <w:sz w:val="24"/>
+          <w:szCs w:val="24"/>
+        </w:rPr>
+        <w:t xml:space="preserve"> di lemmi</w:t>
+      </w:r>
+      <w:r>
+        <w:rPr>
+          <w:rFonts w:ascii="Times New Roman" w:hAnsi="Times New Roman" w:cs="Times New Roman"/>
+          <w:bCs/>
+          <w:sz w:val="24"/>
+          <w:szCs w:val="24"/>
+        </w:rPr>
+        <w:t xml:space="preserve"> separati da spazi.</w:t>
+      </w:r>
+    </w:p>
+    <w:p>
+      <w:pPr>
+        <w:pStyle w:val="Paragrafoelenco"/>
+        <w:numPr>
+          <w:ilvl w:val="1"/>
+          <w:numId w:val="46"/>
+        </w:numPr>
+        <w:jc w:val="both"/>
+        <w:rPr>
+          <w:rFonts w:ascii="Times New Roman" w:hAnsi="Times New Roman" w:cs="Times New Roman"/>
+          <w:bCs/>
+          <w:sz w:val="24"/>
+          <w:szCs w:val="24"/>
+        </w:rPr>
+      </w:pPr>
+      <w:r>
+        <w:rPr>
+          <w:rFonts w:ascii="Times New Roman" w:hAnsi="Times New Roman" w:cs="Times New Roman"/>
+          <w:bCs/>
+          <w:i/>
+          <w:iCs/>
+          <w:sz w:val="24"/>
+          <w:szCs w:val="24"/>
+        </w:rPr>
+        <w:t>def create_dictionary():</w:t>
+      </w:r>
+      <w:r>
+        <w:rPr>
+          <w:rFonts w:ascii="Times New Roman" w:hAnsi="Times New Roman" w:cs="Times New Roman"/>
+          <w:bCs/>
+          <w:i/>
+          <w:iCs/>
+          <w:sz w:val="24"/>
+          <w:szCs w:val="24"/>
+        </w:rPr>
+        <w:t xml:space="preserve"> </w:t>
+      </w:r>
+      <w:r>
+        <w:rPr>
+          <w:rFonts w:ascii="Times New Roman" w:hAnsi="Times New Roman" w:cs="Times New Roman"/>
+          <w:bCs/>
+          <w:sz w:val="24"/>
+          <w:szCs w:val="24"/>
+        </w:rPr>
+        <w:t xml:space="preserve">metodo </w:t>
+      </w:r>
+      <w:r>
+        <w:rPr>
+          <w:rFonts w:ascii="Times New Roman" w:hAnsi="Times New Roman" w:cs="Times New Roman"/>
+          <w:bCs/>
+          <w:sz w:val="24"/>
+          <w:szCs w:val="24"/>
+        </w:rPr>
+        <w:t>che</w:t>
+      </w:r>
+      <w:r>
+        <w:rPr>
+          <w:rFonts w:ascii="Times New Roman" w:hAnsi="Times New Roman" w:cs="Times New Roman"/>
+          <w:bCs/>
+          <w:sz w:val="24"/>
+          <w:szCs w:val="24"/>
+        </w:rPr>
+        <w:t xml:space="preserve"> ha lo scopo di costruire un</w:t>
+      </w:r>
+      <w:r>
+        <w:rPr>
+          <w:rFonts w:ascii="Times New Roman" w:hAnsi="Times New Roman" w:cs="Times New Roman"/>
+          <w:bCs/>
+          <w:sz w:val="24"/>
+          <w:szCs w:val="24"/>
+        </w:rPr>
+        <w:t>a struttura dati di tipo</w:t>
+      </w:r>
+      <w:r>
+        <w:rPr>
+          <w:rFonts w:ascii="Times New Roman" w:hAnsi="Times New Roman" w:cs="Times New Roman"/>
+          <w:bCs/>
+          <w:sz w:val="24"/>
+          <w:szCs w:val="24"/>
+        </w:rPr>
+        <w:t xml:space="preserve"> dizionario  che associa a ciascun concetto (termine) una lista di definizioni preprocessate</w:t>
+      </w:r>
+      <w:r>
+        <w:rPr>
+          <w:rFonts w:ascii="Times New Roman" w:hAnsi="Times New Roman" w:cs="Times New Roman"/>
+          <w:bCs/>
+          <w:sz w:val="24"/>
+          <w:szCs w:val="24"/>
+        </w:rPr>
+        <w:t xml:space="preserve"> utilizzando il metodo descritto in precedenza. Il metodo è</w:t>
+      </w:r>
+      <w:r>
+        <w:rPr>
+          <w:rFonts w:ascii="Times New Roman" w:hAnsi="Times New Roman" w:cs="Times New Roman"/>
+          <w:bCs/>
+          <w:sz w:val="24"/>
+          <w:szCs w:val="24"/>
+        </w:rPr>
+        <w:t xml:space="preserve"> </w:t>
+      </w:r>
+      <w:r>
+        <w:rPr>
+          <w:rFonts w:ascii="Times New Roman" w:hAnsi="Times New Roman" w:cs="Times New Roman"/>
+          <w:bCs/>
+          <w:sz w:val="24"/>
+          <w:szCs w:val="24"/>
+        </w:rPr>
+        <w:t>funzionale</w:t>
+      </w:r>
+      <w:r>
+        <w:rPr>
+          <w:rFonts w:ascii="Times New Roman" w:hAnsi="Times New Roman" w:cs="Times New Roman"/>
+          <w:bCs/>
+          <w:sz w:val="24"/>
+          <w:szCs w:val="24"/>
+        </w:rPr>
+        <w:t xml:space="preserve"> per preparare i dati per successive analisi semantiche </w:t>
+      </w:r>
+      <w:r>
+        <w:rPr>
+          <w:rFonts w:ascii="Times New Roman" w:hAnsi="Times New Roman" w:cs="Times New Roman"/>
+          <w:bCs/>
+          <w:sz w:val="24"/>
+          <w:szCs w:val="24"/>
+        </w:rPr>
+        <w:t>e di</w:t>
+      </w:r>
+      <w:r>
+        <w:rPr>
+          <w:rFonts w:ascii="Times New Roman" w:hAnsi="Times New Roman" w:cs="Times New Roman"/>
+          <w:bCs/>
+          <w:sz w:val="24"/>
+          <w:szCs w:val="24"/>
+        </w:rPr>
+        <w:t xml:space="preserve"> confronti tra definizioni.</w:t>
+      </w:r>
+    </w:p>
+    <w:p>
+      <w:pPr>
+        <w:pStyle w:val="Paragrafoelenco"/>
+        <w:numPr>
+          <w:ilvl w:val="1"/>
+          <w:numId w:val="46"/>
+        </w:numPr>
+        <w:jc w:val="both"/>
+        <w:rPr>
+          <w:rFonts w:ascii="Times New Roman" w:hAnsi="Times New Roman" w:cs="Times New Roman"/>
+          <w:bCs/>
+          <w:sz w:val="24"/>
+          <w:szCs w:val="24"/>
+        </w:rPr>
+      </w:pPr>
+      <w:r>
+        <w:rPr>
+          <w:rFonts w:ascii="Times New Roman" w:hAnsi="Times New Roman" w:cs="Times New Roman"/>
+          <w:bCs/>
+          <w:i/>
+          <w:iCs/>
+          <w:sz w:val="24"/>
+          <w:szCs w:val="24"/>
+        </w:rPr>
+        <w:t>def aggrega_per_dimensione(sim_dict):</w:t>
+      </w:r>
+      <w:r>
+        <w:rPr>
+          <w:rFonts w:ascii="Times New Roman" w:hAnsi="Times New Roman" w:cs="Times New Roman"/>
+          <w:bCs/>
+          <w:i/>
+          <w:iCs/>
+          <w:sz w:val="24"/>
+          <w:szCs w:val="24"/>
+        </w:rPr>
+        <w:t xml:space="preserve"> </w:t>
+      </w:r>
+      <w:r>
+        <w:rPr>
+          <w:rFonts w:ascii="Times New Roman" w:hAnsi="Times New Roman" w:cs="Times New Roman"/>
+          <w:bCs/>
+          <w:sz w:val="24"/>
+          <w:szCs w:val="24"/>
+        </w:rPr>
+        <w:t>metodo che aggrega</w:t>
+      </w:r>
+      <w:r>
+        <w:rPr>
+          <w:rFonts w:ascii="Times New Roman" w:hAnsi="Times New Roman" w:cs="Times New Roman"/>
+          <w:bCs/>
+          <w:sz w:val="24"/>
+          <w:szCs w:val="24"/>
+        </w:rPr>
+        <w:t xml:space="preserve"> le similarità per concretezza e specificità</w:t>
+      </w:r>
+      <w:r>
+        <w:rPr>
+          <w:rFonts w:ascii="Times New Roman" w:hAnsi="Times New Roman" w:cs="Times New Roman"/>
+          <w:bCs/>
+          <w:sz w:val="24"/>
+          <w:szCs w:val="24"/>
+        </w:rPr>
+        <w:t xml:space="preserve"> e restituisce un valore di media aggregata per le quattro dimensioni considerate.</w:t>
+      </w:r>
+    </w:p>
+    <w:p>
+      <w:pPr>
+        <w:pStyle w:val="Paragrafoelenco"/>
+        <w:numPr>
+          <w:ilvl w:val="0"/>
+          <w:numId w:val="46"/>
+        </w:numPr>
+        <w:jc w:val="both"/>
+        <w:rPr>
+          <w:rFonts w:ascii="Times New Roman" w:hAnsi="Times New Roman" w:cs="Times New Roman"/>
+          <w:bCs/>
+          <w:sz w:val="24"/>
+          <w:szCs w:val="24"/>
+        </w:rPr>
+      </w:pPr>
+      <w:r>
+        <w:rPr>
+          <w:rFonts w:ascii="Times New Roman" w:hAnsi="Times New Roman" w:cs="Times New Roman"/>
+          <w:bCs/>
+          <w:i/>
+          <w:iCs/>
+          <w:sz w:val="24"/>
+          <w:szCs w:val="24"/>
+        </w:rPr>
+        <w:t>Simlex.py:</w:t>
+      </w:r>
+      <w:r>
+        <w:rPr>
+          <w:rFonts w:ascii="Times New Roman" w:hAnsi="Times New Roman" w:cs="Times New Roman"/>
+          <w:bCs/>
+          <w:sz w:val="24"/>
+          <w:szCs w:val="24"/>
+        </w:rPr>
+        <w:t>include tutti i metodi per il calcolo della similarità lessicale tra le definizioni</w:t>
+      </w:r>
+    </w:p>
+    <w:p>
+      <w:pPr>
+        <w:pStyle w:val="Paragrafoelenco"/>
+        <w:numPr>
+          <w:ilvl w:val="1"/>
+          <w:numId w:val="46"/>
+        </w:numPr>
+        <w:jc w:val="both"/>
+        <w:rPr>
+          <w:rFonts w:ascii="Times New Roman" w:hAnsi="Times New Roman" w:cs="Times New Roman"/>
+          <w:bCs/>
+          <w:sz w:val="24"/>
+          <w:szCs w:val="24"/>
+        </w:rPr>
+      </w:pPr>
+      <w:r>
+        <w:rPr>
+          <w:rFonts w:ascii="Times New Roman" w:hAnsi="Times New Roman" w:cs="Times New Roman"/>
+          <w:bCs/>
+          <w:i/>
+          <w:iCs/>
+          <w:sz w:val="24"/>
+          <w:szCs w:val="24"/>
+        </w:rPr>
+        <w:t>def compute_simlex_for_category(definizioni_dict):</w:t>
+      </w:r>
+      <w:r>
+        <w:rPr>
+          <w:rFonts w:ascii="Times New Roman" w:hAnsi="Times New Roman" w:cs="Times New Roman"/>
+          <w:bCs/>
+          <w:i/>
+          <w:iCs/>
+          <w:sz w:val="24"/>
+          <w:szCs w:val="24"/>
+        </w:rPr>
+        <w:t xml:space="preserve"> </w:t>
+      </w:r>
+      <w:r>
+        <w:rPr>
+          <w:rFonts w:ascii="Times New Roman" w:hAnsi="Times New Roman" w:cs="Times New Roman"/>
+          <w:bCs/>
+          <w:sz w:val="24"/>
+          <w:szCs w:val="24"/>
+        </w:rPr>
+        <w:t xml:space="preserve">questo metodo calcola la similarità tra le definizioni associate a ciascun concetto, utilizzando come  criterio il confronto tra le parole contenute nelle definizioni stesse. Per ogni concetto presente nel dizionario, le definizioni vengono confrontate tra loro a coppie. Più precisamente, viene calcolata la similarità di Jaccard, che misura il rapporto tra le parole comuni e il totale delle parole usate nelle due definizioni. Se due definizioni condividono molte parole, saranno considerate simili. Il risultato del confronto tra tutte le coppie di definizioni viene organizzato in una matrice di similarità, in cui ogni cella indica il grado di somiglianza tra una definizione e un’altra. Da questa matrice viene poi calcolata la media delle </w:t>
+      </w:r>
+      <w:r>
+        <w:rPr>
+          <w:rFonts w:ascii="Times New Roman" w:hAnsi="Times New Roman" w:cs="Times New Roman"/>
+          <w:bCs/>
+          <w:sz w:val="24"/>
+          <w:szCs w:val="24"/>
+        </w:rPr>
+        <w:lastRenderedPageBreak/>
+        <w:t xml:space="preserve">similarità, ignorando i confronti tra una definizione e sé stessa (che sono sempre uguali a 1). Infine, per ogni concetto, vengono </w:t>
+      </w:r>
+      <w:r>
+        <w:rPr>
+          <w:rFonts w:ascii="Times New Roman" w:hAnsi="Times New Roman" w:cs="Times New Roman"/>
+          <w:bCs/>
+          <w:sz w:val="24"/>
+          <w:szCs w:val="24"/>
+        </w:rPr>
+        <w:t>salvati in una opportuna struttura dati e restituiti i seguenti dati</w:t>
+      </w:r>
+      <w:r>
+        <w:rPr>
+          <w:rFonts w:ascii="Times New Roman" w:hAnsi="Times New Roman" w:cs="Times New Roman"/>
+          <w:bCs/>
+          <w:sz w:val="24"/>
+          <w:szCs w:val="24"/>
+        </w:rPr>
+        <w:t>:</w:t>
+      </w:r>
+    </w:p>
+    <w:p>
+      <w:pPr>
+        <w:pStyle w:val="Paragrafoelenco"/>
+        <w:numPr>
+          <w:ilvl w:val="2"/>
+          <w:numId w:val="46"/>
+        </w:numPr>
+        <w:jc w:val="both"/>
+        <w:rPr>
+          <w:rFonts w:ascii="Times New Roman" w:hAnsi="Times New Roman" w:cs="Times New Roman"/>
+          <w:bCs/>
+          <w:sz w:val="24"/>
+          <w:szCs w:val="24"/>
+        </w:rPr>
+      </w:pPr>
+      <w:r>
+        <w:rPr>
+          <w:rFonts w:ascii="Times New Roman" w:hAnsi="Times New Roman" w:cs="Times New Roman"/>
+          <w:bCs/>
+          <w:sz w:val="24"/>
+          <w:szCs w:val="24"/>
+        </w:rPr>
+        <w:t>la media delle similarità</w:t>
+      </w:r>
+      <w:r>
+        <w:rPr>
+          <w:rFonts w:ascii="Times New Roman" w:hAnsi="Times New Roman" w:cs="Times New Roman"/>
+          <w:bCs/>
+          <w:sz w:val="24"/>
+          <w:szCs w:val="24"/>
+        </w:rPr>
+        <w:t xml:space="preserve"> lessicale</w:t>
+      </w:r>
+      <w:r>
+        <w:rPr>
+          <w:rFonts w:ascii="Times New Roman" w:hAnsi="Times New Roman" w:cs="Times New Roman"/>
+          <w:bCs/>
+          <w:sz w:val="24"/>
+          <w:szCs w:val="24"/>
+        </w:rPr>
+        <w:t xml:space="preserve"> tra definizioni,</w:t>
+      </w:r>
+    </w:p>
+    <w:p>
+      <w:pPr>
+        <w:pStyle w:val="Paragrafoelenco"/>
+        <w:numPr>
+          <w:ilvl w:val="2"/>
+          <w:numId w:val="46"/>
+        </w:numPr>
+        <w:jc w:val="both"/>
+        <w:rPr>
+          <w:rFonts w:ascii="Times New Roman" w:hAnsi="Times New Roman" w:cs="Times New Roman"/>
+          <w:bCs/>
+          <w:sz w:val="24"/>
+          <w:szCs w:val="24"/>
+        </w:rPr>
+      </w:pPr>
+      <w:r>
+        <w:rPr>
+          <w:rFonts w:ascii="Times New Roman" w:hAnsi="Times New Roman" w:cs="Times New Roman"/>
+          <w:bCs/>
+          <w:sz w:val="24"/>
+          <w:szCs w:val="24"/>
+        </w:rPr>
+        <w:t>la matrice completa dei confronti,</w:t>
+      </w:r>
+    </w:p>
+    <w:p>
+      <w:pPr>
+        <w:pStyle w:val="Paragrafoelenco"/>
+        <w:numPr>
+          <w:ilvl w:val="2"/>
+          <w:numId w:val="46"/>
+        </w:numPr>
+        <w:jc w:val="both"/>
+        <w:rPr>
+          <w:rFonts w:ascii="Times New Roman" w:hAnsi="Times New Roman" w:cs="Times New Roman"/>
+          <w:bCs/>
+          <w:sz w:val="24"/>
+          <w:szCs w:val="24"/>
+        </w:rPr>
+      </w:pPr>
+      <w:r>
+        <w:rPr>
+          <w:rFonts w:ascii="Times New Roman" w:hAnsi="Times New Roman" w:cs="Times New Roman"/>
+          <w:bCs/>
+          <w:sz w:val="24"/>
+          <w:szCs w:val="24"/>
+        </w:rPr>
+        <w:t>le informazioni aggiuntive sulla concretezza e la specificità del concetto preso in esame</w:t>
+      </w:r>
+    </w:p>
+    <w:p>
+      <w:pPr>
+        <w:pStyle w:val="Paragrafoelenco"/>
+        <w:numPr>
+          <w:ilvl w:val="0"/>
+          <w:numId w:val="46"/>
+        </w:numPr>
+        <w:jc w:val="both"/>
+        <w:rPr>
+          <w:rFonts w:ascii="Times New Roman" w:hAnsi="Times New Roman" w:cs="Times New Roman"/>
+          <w:bCs/>
+          <w:i/>
+          <w:iCs/>
+          <w:sz w:val="24"/>
+          <w:szCs w:val="24"/>
+        </w:rPr>
+      </w:pPr>
+      <w:r>
+        <w:rPr>
+          <w:rFonts w:ascii="Times New Roman" w:hAnsi="Times New Roman" w:cs="Times New Roman"/>
+          <w:bCs/>
+          <w:i/>
+          <w:iCs/>
+          <w:sz w:val="24"/>
+          <w:szCs w:val="24"/>
+        </w:rPr>
+        <w:t xml:space="preserve">simsem.py: </w:t>
+      </w:r>
+      <w:r>
+        <w:rPr>
+          <w:rFonts w:ascii="Times New Roman" w:hAnsi="Times New Roman" w:cs="Times New Roman"/>
+          <w:bCs/>
+          <w:sz w:val="24"/>
+          <w:szCs w:val="24"/>
+        </w:rPr>
+        <w:t>include tutti i metodi per il calcolo della similarità semantica tra le definizioni</w:t>
+      </w:r>
+    </w:p>
+    <w:p>
+      <w:pPr>
+        <w:pStyle w:val="Paragrafoelenco"/>
+        <w:numPr>
+          <w:ilvl w:val="0"/>
+          <w:numId w:val="48"/>
+        </w:numPr>
+        <w:rPr>
+          <w:sz w:val="28"/>
+          <w:szCs w:val="28"/>
+        </w:rPr>
+      </w:pPr>
+      <w:r>
+        <w:rPr>
+          <w:rFonts w:ascii="Times New Roman" w:hAnsi="Times New Roman" w:cs="Times New Roman"/>
+          <w:bCs/>
+          <w:i/>
+          <w:iCs/>
+          <w:sz w:val="24"/>
+          <w:szCs w:val="24"/>
+        </w:rPr>
+        <w:t>def get_sentence_embedding(sentence, model):</w:t>
+      </w:r>
+      <w:r>
+        <w:rPr>
+          <w:rFonts w:ascii="Times New Roman" w:hAnsi="Times New Roman" w:cs="Times New Roman"/>
+          <w:bCs/>
+          <w:sz w:val="24"/>
+          <w:szCs w:val="24"/>
+        </w:rPr>
+        <w:t xml:space="preserve">il metodo trasforma una frase in un vettore numerico che ne rappresenti il significato semantico utilizzando un modello di Word Embedding come </w:t>
+      </w:r>
+      <w:r>
+        <w:rPr>
+          <w:rFonts w:ascii="Times New Roman" w:hAnsi="Times New Roman" w:cs="Times New Roman"/>
+          <w:bCs/>
+          <w:sz w:val="24"/>
+          <w:szCs w:val="24"/>
+        </w:rPr>
+        <w:t>Glove</w:t>
+      </w:r>
+      <w:r>
+        <w:rPr>
+          <w:rFonts w:ascii="Times New Roman" w:hAnsi="Times New Roman" w:cs="Times New Roman"/>
+          <w:bCs/>
+          <w:sz w:val="24"/>
+          <w:szCs w:val="24"/>
+        </w:rPr>
+        <w:t xml:space="preserve">. A valle della fase di pre-processing precedentemente descritta, il metodo per ciascuna definizione e ciascun lemma, il metodo cerca  il corrispondente vettore nel modello. Se uno o più lemmi appartenenti ad una definizione sono riconosciuti, i rispettivi vettori vengono mediati, producendo così un singolo vettore che rappresenta l’intera frase. In caso contrario, cioè se nessuna parola della frase è contenuta nel vocabolario del modello, la funzione restituisce un vettore di zeri, evitando così errori nell’elaborazione successiva. </w:t>
+      </w:r>
+    </w:p>
+    <w:p>
+      <w:pPr>
+        <w:pStyle w:val="Paragrafoelenco"/>
+        <w:numPr>
+          <w:ilvl w:val="1"/>
+          <w:numId w:val="46"/>
+        </w:numPr>
+        <w:jc w:val="both"/>
+        <w:rPr>
+          <w:rFonts w:ascii="Times New Roman" w:hAnsi="Times New Roman" w:cs="Times New Roman"/>
+          <w:bCs/>
+          <w:sz w:val="24"/>
+          <w:szCs w:val="24"/>
+        </w:rPr>
+      </w:pPr>
+      <w:r>
+        <w:rPr>
+          <w:rFonts w:ascii="Times New Roman" w:hAnsi="Times New Roman" w:cs="Times New Roman"/>
+          <w:bCs/>
+          <w:i/>
+          <w:iCs/>
+          <w:sz w:val="24"/>
+          <w:szCs w:val="24"/>
+        </w:rPr>
+        <w:t>def compute_simsem_for_concept(definizioni_dict, model</w:t>
+      </w:r>
+      <w:r>
+        <w:rPr>
+          <w:rFonts w:ascii="Times New Roman" w:hAnsi="Times New Roman" w:cs="Times New Roman"/>
+          <w:bCs/>
+          <w:sz w:val="24"/>
+          <w:szCs w:val="24"/>
+        </w:rPr>
+        <w:t xml:space="preserve">): questo metodo calcola la similarità semantica tra le definizioni associate a ciascun concetto, utilizzando come modello di word embedding </w:t>
+      </w:r>
+      <w:r>
+        <w:rPr>
+          <w:rFonts w:ascii="Times New Roman" w:hAnsi="Times New Roman" w:cs="Times New Roman"/>
+          <w:bCs/>
+          <w:sz w:val="24"/>
+          <w:szCs w:val="24"/>
+        </w:rPr>
+        <w:t>Glove</w:t>
+      </w:r>
+      <w:r>
+        <w:rPr>
+          <w:rFonts w:ascii="Times New Roman" w:hAnsi="Times New Roman" w:cs="Times New Roman"/>
+          <w:bCs/>
+          <w:sz w:val="24"/>
+          <w:szCs w:val="24"/>
+        </w:rPr>
+        <w:t xml:space="preserve">. Per ogni categoria presente nel dizionario, ne considera tutte le definizioni, associa loro una rappresentazione vettoriale calcolando la media degli embedding delle parole contenute in ciascuna definizione  e costruisce una matrice di similarità coseno tra tutti i vettori ottenuti. Da questa matrice viene poi calcolata la media delle similarità (considerando solo la parte superiore della matrice, per evitare duplicati e autosimilarità), che rappresenta quanto semanticamente simili sono, in media, le definizioni all’interno della categoria. </w:t>
+      </w:r>
+      <w:r>
+        <w:rPr>
+          <w:rFonts w:ascii="Times New Roman" w:hAnsi="Times New Roman" w:cs="Times New Roman"/>
+          <w:bCs/>
+          <w:sz w:val="24"/>
+          <w:szCs w:val="24"/>
+        </w:rPr>
+        <w:t xml:space="preserve">Infine, per ogni concetto, vengono </w:t>
+      </w:r>
+      <w:r>
+        <w:rPr>
+          <w:rFonts w:ascii="Times New Roman" w:hAnsi="Times New Roman" w:cs="Times New Roman"/>
+          <w:bCs/>
+          <w:sz w:val="24"/>
+          <w:szCs w:val="24"/>
+        </w:rPr>
+        <w:t>salvati in una opportuna struttura dati e restituiti i seguenti dati</w:t>
+      </w:r>
+      <w:r>
+        <w:rPr>
+          <w:rFonts w:ascii="Times New Roman" w:hAnsi="Times New Roman" w:cs="Times New Roman"/>
+          <w:bCs/>
+          <w:sz w:val="24"/>
+          <w:szCs w:val="24"/>
+        </w:rPr>
+        <w:t>:</w:t>
+      </w:r>
+    </w:p>
+    <w:p>
+      <w:pPr>
+        <w:pStyle w:val="Paragrafoelenco"/>
+        <w:numPr>
+          <w:ilvl w:val="2"/>
+          <w:numId w:val="46"/>
+        </w:numPr>
+        <w:jc w:val="both"/>
+        <w:rPr>
+          <w:rFonts w:ascii="Times New Roman" w:hAnsi="Times New Roman" w:cs="Times New Roman"/>
+          <w:bCs/>
+          <w:sz w:val="24"/>
+          <w:szCs w:val="24"/>
+        </w:rPr>
+      </w:pPr>
+      <w:r>
+        <w:rPr>
+          <w:rFonts w:ascii="Times New Roman" w:hAnsi="Times New Roman" w:cs="Times New Roman"/>
+          <w:bCs/>
+          <w:sz w:val="24"/>
+          <w:szCs w:val="24"/>
+        </w:rPr>
+        <w:t>la media delle similarità</w:t>
+      </w:r>
+      <w:r>
+        <w:rPr>
+          <w:rFonts w:ascii="Times New Roman" w:hAnsi="Times New Roman" w:cs="Times New Roman"/>
+          <w:bCs/>
+          <w:sz w:val="24"/>
+          <w:szCs w:val="24"/>
+        </w:rPr>
+        <w:t xml:space="preserve"> semantica</w:t>
+      </w:r>
+      <w:r>
+        <w:rPr>
+          <w:rFonts w:ascii="Times New Roman" w:hAnsi="Times New Roman" w:cs="Times New Roman"/>
+          <w:bCs/>
+          <w:sz w:val="24"/>
+          <w:szCs w:val="24"/>
+        </w:rPr>
+        <w:t xml:space="preserve"> tra definizioni,</w:t>
+      </w:r>
+    </w:p>
+    <w:p>
+      <w:pPr>
+        <w:pStyle w:val="Paragrafoelenco"/>
+        <w:numPr>
+          <w:ilvl w:val="2"/>
+          <w:numId w:val="46"/>
+        </w:numPr>
+        <w:jc w:val="both"/>
+        <w:rPr>
+          <w:rFonts w:ascii="Times New Roman" w:hAnsi="Times New Roman" w:cs="Times New Roman"/>
+          <w:bCs/>
+          <w:sz w:val="24"/>
+          <w:szCs w:val="24"/>
+        </w:rPr>
+      </w:pPr>
+      <w:r>
+        <w:rPr>
+          <w:rFonts w:ascii="Times New Roman" w:hAnsi="Times New Roman" w:cs="Times New Roman"/>
+          <w:bCs/>
+          <w:sz w:val="24"/>
+          <w:szCs w:val="24"/>
+        </w:rPr>
+        <w:t>la matrice completa dei confronti,</w:t>
+      </w:r>
+    </w:p>
+    <w:p>
+      <w:pPr>
+        <w:pStyle w:val="Paragrafoelenco"/>
+        <w:numPr>
+          <w:ilvl w:val="2"/>
+          <w:numId w:val="46"/>
+        </w:numPr>
+        <w:jc w:val="both"/>
+        <w:rPr>
+          <w:rFonts w:ascii="Times New Roman" w:hAnsi="Times New Roman" w:cs="Times New Roman"/>
+          <w:bCs/>
+          <w:sz w:val="24"/>
+          <w:szCs w:val="24"/>
+        </w:rPr>
+      </w:pPr>
+      <w:r>
+        <w:rPr>
+          <w:rFonts w:ascii="Times New Roman" w:hAnsi="Times New Roman" w:cs="Times New Roman"/>
+          <w:bCs/>
+          <w:sz w:val="24"/>
+          <w:szCs w:val="24"/>
+        </w:rPr>
+        <w:t>le informazioni aggiuntive sulla concretezza e la specificità del concetto preso in esame</w:t>
+      </w:r>
+    </w:p>
+    <w:p>
+      <w:pPr>
+        <w:pStyle w:val="Paragrafoelenco"/>
+        <w:ind w:left="1776"/>
+        <w:rPr>
+          <w:sz w:val="28"/>
+          <w:szCs w:val="28"/>
+        </w:rPr>
+      </w:pPr>
+    </w:p>
+    <w:p>
+      <w:pPr>
+        <w:pStyle w:val="Paragrafoelenco"/>
+        <w:ind w:left="1776"/>
+        <w:rPr>
+          <w:sz w:val="28"/>
+          <w:szCs w:val="28"/>
+        </w:rPr>
+      </w:pPr>
+    </w:p>
+    <w:p>
+      <w:pPr>
+        <w:pStyle w:val="Paragrafoelenco"/>
+        <w:ind w:left="1776"/>
+        <w:rPr>
+          <w:sz w:val="28"/>
+          <w:szCs w:val="28"/>
+        </w:rPr>
+      </w:pPr>
+    </w:p>
+    <w:p>
+      <w:pPr>
+        <w:pStyle w:val="Paragrafoelenco"/>
+        <w:ind w:left="1776"/>
+        <w:rPr>
+          <w:sz w:val="28"/>
+          <w:szCs w:val="28"/>
         </w:rPr>
       </w:pPr>
     </w:p>
@@ -595,7 +1997,211 @@
           <w:sz w:val="28"/>
           <w:szCs w:val="28"/>
         </w:rPr>
-        <w:t>Conclusioni</w:t>
+        <w:lastRenderedPageBreak/>
+        <w:t>Risultati ottenuti</w:t>
+      </w:r>
+    </w:p>
+    <w:p>
+      <w:pPr>
+        <w:ind w:left="360"/>
+        <w:jc w:val="both"/>
+        <w:rPr>
+          <w:rFonts w:ascii="Times New Roman" w:hAnsi="Times New Roman" w:cs="Times New Roman"/>
+          <w:bCs/>
+          <w:sz w:val="24"/>
+          <w:szCs w:val="24"/>
+        </w:rPr>
+      </w:pPr>
+      <w:r>
+        <w:rPr>
+          <w:rFonts w:ascii="Times New Roman" w:hAnsi="Times New Roman" w:cs="Times New Roman"/>
+          <w:bCs/>
+          <w:sz w:val="24"/>
+          <w:szCs w:val="24"/>
+        </w:rPr>
+        <w:t xml:space="preserve">     </w:t>
+      </w:r>
+      <w:r>
+        <w:rPr>
+          <w:rFonts w:ascii="Times New Roman" w:hAnsi="Times New Roman" w:cs="Times New Roman"/>
+          <w:bCs/>
+          <w:sz w:val="24"/>
+          <w:szCs w:val="24"/>
+        </w:rPr>
+        <w:t xml:space="preserve">Si </w:t>
+      </w:r>
+      <w:r>
+        <w:rPr>
+          <w:rFonts w:ascii="Times New Roman" w:hAnsi="Times New Roman" w:cs="Times New Roman"/>
+          <w:bCs/>
+          <w:sz w:val="24"/>
+          <w:szCs w:val="24"/>
+        </w:rPr>
+        <w:t>riporta</w:t>
+      </w:r>
+      <w:r>
+        <w:rPr>
+          <w:rFonts w:ascii="Times New Roman" w:hAnsi="Times New Roman" w:cs="Times New Roman"/>
+          <w:bCs/>
+          <w:sz w:val="24"/>
+          <w:szCs w:val="24"/>
+        </w:rPr>
+        <w:t xml:space="preserve">no </w:t>
+      </w:r>
+      <w:r>
+        <w:rPr>
+          <w:rFonts w:ascii="Times New Roman" w:hAnsi="Times New Roman" w:cs="Times New Roman"/>
+          <w:bCs/>
+          <w:sz w:val="24"/>
+          <w:szCs w:val="24"/>
+        </w:rPr>
+        <w:t>i risultati ottenuti a valle d</w:t>
+      </w:r>
+      <w:r>
+        <w:rPr>
+          <w:rFonts w:ascii="Times New Roman" w:hAnsi="Times New Roman" w:cs="Times New Roman"/>
+          <w:bCs/>
+          <w:sz w:val="24"/>
+          <w:szCs w:val="24"/>
+        </w:rPr>
+        <w:t>ell’esecuzione del codice.</w:t>
+      </w:r>
+      <w:r>
+        <w:rPr>
+          <w:rFonts w:ascii="Times New Roman" w:hAnsi="Times New Roman" w:cs="Times New Roman"/>
+          <w:bCs/>
+          <w:sz w:val="24"/>
+          <w:szCs w:val="24"/>
+        </w:rPr>
+        <w:t xml:space="preserve"> </w:t>
+      </w:r>
+      <w:r>
+        <w:rPr>
+          <w:rFonts w:ascii="Times New Roman" w:hAnsi="Times New Roman" w:cs="Times New Roman"/>
+          <w:bCs/>
+          <w:sz w:val="24"/>
+          <w:szCs w:val="24"/>
+        </w:rPr>
+        <w:t xml:space="preserve">Le heatMap di similarità lessicale e semantica per ciascun concetto non riportano i valori numerici per motivi di leggibilità. </w:t>
+      </w:r>
+    </w:p>
+    <w:p>
+      <w:pPr>
+        <w:ind w:left="360"/>
+        <w:jc w:val="both"/>
+        <w:rPr>
+          <w:rFonts w:ascii="Times New Roman" w:hAnsi="Times New Roman" w:cs="Times New Roman"/>
+          <w:bCs/>
+          <w:sz w:val="24"/>
+          <w:szCs w:val="24"/>
+        </w:rPr>
+      </w:pPr>
+    </w:p>
+    <w:p>
+      <w:pPr>
+        <w:ind w:left="360"/>
+        <w:jc w:val="both"/>
+        <w:rPr>
+          <w:rFonts w:ascii="Times New Roman" w:hAnsi="Times New Roman" w:cs="Times New Roman"/>
+          <w:bCs/>
+          <w:sz w:val="24"/>
+          <w:szCs w:val="24"/>
+        </w:rPr>
+      </w:pPr>
+      <w:r>
+        <w:rPr>
+          <w:rFonts w:ascii="Times New Roman" w:hAnsi="Times New Roman" w:cs="Times New Roman"/>
+          <w:bCs/>
+          <w:noProof/>
+          <w:sz w:val="24"/>
+          <w:szCs w:val="24"/>
+        </w:rPr>
+        <w:drawing>
+          <wp:inline distT="0" distB="0" distL="0" distR="0" wp14:anchorId="22768D41" wp14:editId="2F978ABE">
+            <wp:extent cx="2849947" cy="2331720"/>
+            <wp:effectExtent l="0" t="0" r="7620" b="0"/>
+            <wp:docPr id="371450337" name="Immagine 1"/>
+            <wp:cNvGraphicFramePr>
+              <a:graphicFrameLocks xmlns:a="http://schemas.openxmlformats.org/drawingml/2006/main" noChangeAspect="1"/>
+            </wp:cNvGraphicFramePr>
+            <a:graphic xmlns:a="http://schemas.openxmlformats.org/drawingml/2006/main">
+              <a:graphicData uri="http://schemas.openxmlformats.org/drawingml/2006/picture">
+                <pic:pic xmlns:pic="http://schemas.openxmlformats.org/drawingml/2006/picture">
+                  <pic:nvPicPr>
+                    <pic:cNvPr id="371450337" name=""/>
+                    <pic:cNvPicPr/>
+                  </pic:nvPicPr>
+                  <pic:blipFill>
+                    <a:blip r:embed="rId9"/>
+                    <a:stretch>
+                      <a:fillRect/>
+                    </a:stretch>
+                  </pic:blipFill>
+                  <pic:spPr>
+                    <a:xfrm>
+                      <a:off x="0" y="0"/>
+                      <a:ext cx="2859112" cy="2339219"/>
+                    </a:xfrm>
+                    <a:prstGeom prst="rect">
+                      <a:avLst/>
+                    </a:prstGeom>
+                  </pic:spPr>
+                </pic:pic>
+              </a:graphicData>
+            </a:graphic>
+          </wp:inline>
+        </w:drawing>
+      </w:r>
+      <w:r>
+        <w:rPr>
+          <w:noProof/>
+          <w14:ligatures w14:val="standardContextual"/>
+        </w:rPr>
+        <w:t xml:space="preserve"> </w:t>
+      </w:r>
+      <w:r>
+        <w:rPr>
+          <w:rFonts w:ascii="Times New Roman" w:hAnsi="Times New Roman" w:cs="Times New Roman"/>
+          <w:bCs/>
+          <w:noProof/>
+          <w:sz w:val="24"/>
+          <w:szCs w:val="24"/>
+        </w:rPr>
+        <w:drawing>
+          <wp:inline distT="0" distB="0" distL="0" distR="0" wp14:anchorId="2E8C0A8B" wp14:editId="44FBB51A">
+            <wp:extent cx="2768758" cy="2286000"/>
+            <wp:effectExtent l="0" t="0" r="0" b="0"/>
+            <wp:docPr id="1889221081" name="Immagine 1"/>
+            <wp:cNvGraphicFramePr>
+              <a:graphicFrameLocks xmlns:a="http://schemas.openxmlformats.org/drawingml/2006/main" noChangeAspect="1"/>
+            </wp:cNvGraphicFramePr>
+            <a:graphic xmlns:a="http://schemas.openxmlformats.org/drawingml/2006/main">
+              <a:graphicData uri="http://schemas.openxmlformats.org/drawingml/2006/picture">
+                <pic:pic xmlns:pic="http://schemas.openxmlformats.org/drawingml/2006/picture">
+                  <pic:nvPicPr>
+                    <pic:cNvPr id="1889221081" name=""/>
+                    <pic:cNvPicPr/>
+                  </pic:nvPicPr>
+                  <pic:blipFill>
+                    <a:blip r:embed="rId10"/>
+                    <a:stretch>
+                      <a:fillRect/>
+                    </a:stretch>
+                  </pic:blipFill>
+                  <pic:spPr>
+                    <a:xfrm>
+                      <a:off x="0" y="0"/>
+                      <a:ext cx="2779932" cy="2295225"/>
+                    </a:xfrm>
+                    <a:prstGeom prst="rect">
+                      <a:avLst/>
+                    </a:prstGeom>
+                  </pic:spPr>
+                </pic:pic>
+              </a:graphicData>
+            </a:graphic>
+          </wp:inline>
+        </w:drawing>
       </w:r>
     </w:p>
     <w:p>
@@ -611,41 +2217,117 @@
     </w:p>
     <w:p>
       <w:pPr>
-        <w:rPr>
-          <w:rFonts w:ascii="Times New Roman" w:hAnsi="Times New Roman" w:cs="Times New Roman"/>
+        <w:ind w:left="450"/>
+        <w:rPr>
+          <w:rFonts w:ascii="Consolas" w:hAnsi="Consolas" w:cs="Times New Roman"/>
           <w:b/>
           <w:bCs/>
           <w:sz w:val="24"/>
           <w:szCs w:val="24"/>
         </w:rPr>
       </w:pPr>
-    </w:p>
-    <w:p>
-      <w:pPr>
-        <w:rPr>
-          <w:rFonts w:ascii="Times New Roman" w:hAnsi="Times New Roman" w:cs="Times New Roman"/>
+      <w:r>
+        <w:rPr>
+          <w:rFonts w:ascii="Consolas" w:hAnsi="Consolas" w:cs="Times New Roman"/>
           <w:b/>
           <w:bCs/>
-          <w:sz w:val="24"/>
-          <w:szCs w:val="24"/>
-        </w:rPr>
-      </w:pPr>
-    </w:p>
-    <w:p>
-      <w:pPr>
-        <w:rPr>
-          <w:rFonts w:ascii="Times New Roman" w:hAnsi="Times New Roman" w:cs="Times New Roman"/>
+          <w:noProof/>
+          <w:sz w:val="24"/>
+          <w:szCs w:val="24"/>
+        </w:rPr>
+        <w:drawing>
+          <wp:inline distT="0" distB="0" distL="0" distR="0" wp14:anchorId="3B183782" wp14:editId="41484BE3">
+            <wp:extent cx="2799127" cy="2346960"/>
+            <wp:effectExtent l="0" t="0" r="1270" b="0"/>
+            <wp:docPr id="243725063" name="Immagine 1"/>
+            <wp:cNvGraphicFramePr>
+              <a:graphicFrameLocks xmlns:a="http://schemas.openxmlformats.org/drawingml/2006/main" noChangeAspect="1"/>
+            </wp:cNvGraphicFramePr>
+            <a:graphic xmlns:a="http://schemas.openxmlformats.org/drawingml/2006/main">
+              <a:graphicData uri="http://schemas.openxmlformats.org/drawingml/2006/picture">
+                <pic:pic xmlns:pic="http://schemas.openxmlformats.org/drawingml/2006/picture">
+                  <pic:nvPicPr>
+                    <pic:cNvPr id="243725063" name=""/>
+                    <pic:cNvPicPr/>
+                  </pic:nvPicPr>
+                  <pic:blipFill>
+                    <a:blip r:embed="rId11"/>
+                    <a:stretch>
+                      <a:fillRect/>
+                    </a:stretch>
+                  </pic:blipFill>
+                  <pic:spPr>
+                    <a:xfrm>
+                      <a:off x="0" y="0"/>
+                      <a:ext cx="2805547" cy="2352343"/>
+                    </a:xfrm>
+                    <a:prstGeom prst="rect">
+                      <a:avLst/>
+                    </a:prstGeom>
+                  </pic:spPr>
+                </pic:pic>
+              </a:graphicData>
+            </a:graphic>
+          </wp:inline>
+        </w:drawing>
+      </w:r>
+      <w:r>
+        <w:rPr>
+          <w:noProof/>
+          <w14:ligatures w14:val="standardContextual"/>
+        </w:rPr>
+        <w:t xml:space="preserve"> </w:t>
+      </w:r>
+      <w:r>
+        <w:rPr>
+          <w:rFonts w:ascii="Consolas" w:hAnsi="Consolas" w:cs="Times New Roman"/>
           <w:b/>
           <w:bCs/>
-          <w:sz w:val="24"/>
-          <w:szCs w:val="24"/>
-        </w:rPr>
-      </w:pPr>
-    </w:p>
-    <w:p>
-      <w:pPr>
-        <w:rPr>
-          <w:rFonts w:ascii="Times New Roman" w:hAnsi="Times New Roman" w:cs="Times New Roman"/>
+          <w:noProof/>
+          <w:sz w:val="24"/>
+          <w:szCs w:val="24"/>
+        </w:rPr>
+        <w:drawing>
+          <wp:inline distT="0" distB="0" distL="0" distR="0" wp14:anchorId="657B47AB" wp14:editId="2FDDFFFD">
+            <wp:extent cx="2742848" cy="2286000"/>
+            <wp:effectExtent l="0" t="0" r="635" b="0"/>
+            <wp:docPr id="630773699" name="Immagine 1"/>
+            <wp:cNvGraphicFramePr>
+              <a:graphicFrameLocks xmlns:a="http://schemas.openxmlformats.org/drawingml/2006/main" noChangeAspect="1"/>
+            </wp:cNvGraphicFramePr>
+            <a:graphic xmlns:a="http://schemas.openxmlformats.org/drawingml/2006/main">
+              <a:graphicData uri="http://schemas.openxmlformats.org/drawingml/2006/picture">
+                <pic:pic xmlns:pic="http://schemas.openxmlformats.org/drawingml/2006/picture">
+                  <pic:nvPicPr>
+                    <pic:cNvPr id="630773699" name=""/>
+                    <pic:cNvPicPr/>
+                  </pic:nvPicPr>
+                  <pic:blipFill>
+                    <a:blip r:embed="rId12"/>
+                    <a:stretch>
+                      <a:fillRect/>
+                    </a:stretch>
+                  </pic:blipFill>
+                  <pic:spPr>
+                    <a:xfrm>
+                      <a:off x="0" y="0"/>
+                      <a:ext cx="2752419" cy="2293977"/>
+                    </a:xfrm>
+                    <a:prstGeom prst="rect">
+                      <a:avLst/>
+                    </a:prstGeom>
+                  </pic:spPr>
+                </pic:pic>
+              </a:graphicData>
+            </a:graphic>
+          </wp:inline>
+        </w:drawing>
+      </w:r>
+    </w:p>
+    <w:p>
+      <w:pPr>
+        <w:rPr>
+          <w:rFonts w:ascii="Consolas" w:hAnsi="Consolas" w:cs="Times New Roman"/>
           <w:b/>
           <w:bCs/>
           <w:sz w:val="24"/>
@@ -656,7 +2338,7 @@
     <w:p>
       <w:pPr>
         <w:rPr>
-          <w:rFonts w:ascii="Times New Roman" w:hAnsi="Times New Roman" w:cs="Times New Roman"/>
+          <w:rFonts w:ascii="Consolas" w:hAnsi="Consolas" w:cs="Times New Roman"/>
           <w:b/>
           <w:bCs/>
           <w:sz w:val="24"/>
@@ -667,7 +2349,7 @@
     <w:p>
       <w:pPr>
         <w:rPr>
-          <w:rFonts w:ascii="Times New Roman" w:hAnsi="Times New Roman" w:cs="Times New Roman"/>
+          <w:rFonts w:ascii="Consolas" w:hAnsi="Consolas" w:cs="Times New Roman"/>
           <w:b/>
           <w:bCs/>
           <w:sz w:val="24"/>
@@ -678,7 +2360,7 @@
     <w:p>
       <w:pPr>
         <w:rPr>
-          <w:rFonts w:ascii="Times New Roman" w:hAnsi="Times New Roman" w:cs="Times New Roman"/>
+          <w:rFonts w:ascii="Consolas" w:hAnsi="Consolas" w:cs="Times New Roman"/>
           <w:b/>
           <w:bCs/>
           <w:sz w:val="24"/>
@@ -689,117 +2371,440 @@
     <w:p>
       <w:pPr>
         <w:rPr>
-          <w:rFonts w:ascii="Times New Roman" w:hAnsi="Times New Roman" w:cs="Times New Roman"/>
+          <w:rFonts w:ascii="Consolas" w:hAnsi="Consolas" w:cs="Times New Roman"/>
           <w:b/>
           <w:bCs/>
           <w:sz w:val="24"/>
           <w:szCs w:val="24"/>
         </w:rPr>
       </w:pPr>
-    </w:p>
-    <w:p>
-      <w:pPr>
-        <w:rPr>
-          <w:rFonts w:ascii="Times New Roman" w:hAnsi="Times New Roman" w:cs="Times New Roman"/>
+      <w:r>
+        <w:rPr>
+          <w:rFonts w:ascii="Consolas" w:hAnsi="Consolas" w:cs="Times New Roman"/>
           <w:b/>
           <w:bCs/>
-          <w:sz w:val="24"/>
-          <w:szCs w:val="24"/>
-        </w:rPr>
-      </w:pPr>
-    </w:p>
-    <w:p>
-      <w:pPr>
-        <w:rPr>
-          <w:rFonts w:ascii="Times New Roman" w:hAnsi="Times New Roman" w:cs="Times New Roman"/>
+          <w:noProof/>
+          <w:sz w:val="24"/>
+          <w:szCs w:val="24"/>
+        </w:rPr>
+        <w:lastRenderedPageBreak/>
+        <w:drawing>
+          <wp:anchor distT="0" distB="0" distL="114300" distR="114300" simplePos="0" relativeHeight="251662336" behindDoc="0" locked="0" layoutInCell="1" allowOverlap="1" wp14:anchorId="41709262" wp14:editId="0256BCA4">
+            <wp:simplePos x="0" y="0"/>
+            <wp:positionH relativeFrom="column">
+              <wp:posOffset>3268980</wp:posOffset>
+            </wp:positionH>
+            <wp:positionV relativeFrom="paragraph">
+              <wp:posOffset>2903220</wp:posOffset>
+            </wp:positionV>
+            <wp:extent cx="2880360" cy="2424430"/>
+            <wp:effectExtent l="0" t="0" r="0" b="0"/>
+            <wp:wrapSquare wrapText="bothSides"/>
+            <wp:docPr id="441160842" name="Immagine 1"/>
+            <wp:cNvGraphicFramePr>
+              <a:graphicFrameLocks xmlns:a="http://schemas.openxmlformats.org/drawingml/2006/main" noChangeAspect="1"/>
+            </wp:cNvGraphicFramePr>
+            <a:graphic xmlns:a="http://schemas.openxmlformats.org/drawingml/2006/main">
+              <a:graphicData uri="http://schemas.openxmlformats.org/drawingml/2006/picture">
+                <pic:pic xmlns:pic="http://schemas.openxmlformats.org/drawingml/2006/picture">
+                  <pic:nvPicPr>
+                    <pic:cNvPr id="441160842" name=""/>
+                    <pic:cNvPicPr/>
+                  </pic:nvPicPr>
+                  <pic:blipFill>
+                    <a:blip r:embed="rId13" cstate="print">
+                      <a:extLst>
+                        <a:ext uri="{28A0092B-C50C-407E-A947-70E740481C1C}">
+                          <a14:useLocalDpi xmlns:a14="http://schemas.microsoft.com/office/drawing/2010/main" val="0"/>
+                        </a:ext>
+                      </a:extLst>
+                    </a:blip>
+                    <a:stretch>
+                      <a:fillRect/>
+                    </a:stretch>
+                  </pic:blipFill>
+                  <pic:spPr>
+                    <a:xfrm>
+                      <a:off x="0" y="0"/>
+                      <a:ext cx="2880360" cy="2424430"/>
+                    </a:xfrm>
+                    <a:prstGeom prst="rect">
+                      <a:avLst/>
+                    </a:prstGeom>
+                  </pic:spPr>
+                </pic:pic>
+              </a:graphicData>
+            </a:graphic>
+          </wp:anchor>
+        </w:drawing>
+      </w:r>
+      <w:r>
+        <w:rPr>
+          <w:rFonts w:ascii="Consolas" w:hAnsi="Consolas" w:cs="Times New Roman"/>
           <w:b/>
           <w:bCs/>
-          <w:sz w:val="24"/>
-          <w:szCs w:val="24"/>
-        </w:rPr>
-      </w:pPr>
-    </w:p>
-    <w:p>
-      <w:pPr>
-        <w:rPr>
-          <w:rFonts w:ascii="Times New Roman" w:hAnsi="Times New Roman" w:cs="Times New Roman"/>
+          <w:noProof/>
+          <w:sz w:val="24"/>
+          <w:szCs w:val="24"/>
+        </w:rPr>
+        <w:drawing>
+          <wp:anchor distT="0" distB="0" distL="114300" distR="114300" simplePos="0" relativeHeight="251663360" behindDoc="0" locked="0" layoutInCell="1" allowOverlap="1" wp14:anchorId="3197ECD1" wp14:editId="60C50B7E">
+            <wp:simplePos x="0" y="0"/>
+            <wp:positionH relativeFrom="column">
+              <wp:posOffset>-175260</wp:posOffset>
+            </wp:positionH>
+            <wp:positionV relativeFrom="paragraph">
+              <wp:posOffset>2834640</wp:posOffset>
+            </wp:positionV>
+            <wp:extent cx="3116068" cy="2558106"/>
+            <wp:effectExtent l="0" t="0" r="8255" b="0"/>
+            <wp:wrapSquare wrapText="bothSides"/>
+            <wp:docPr id="692574057" name="Immagine 1"/>
+            <wp:cNvGraphicFramePr>
+              <a:graphicFrameLocks xmlns:a="http://schemas.openxmlformats.org/drawingml/2006/main" noChangeAspect="1"/>
+            </wp:cNvGraphicFramePr>
+            <a:graphic xmlns:a="http://schemas.openxmlformats.org/drawingml/2006/main">
+              <a:graphicData uri="http://schemas.openxmlformats.org/drawingml/2006/picture">
+                <pic:pic xmlns:pic="http://schemas.openxmlformats.org/drawingml/2006/picture">
+                  <pic:nvPicPr>
+                    <pic:cNvPr id="692574057" name=""/>
+                    <pic:cNvPicPr/>
+                  </pic:nvPicPr>
+                  <pic:blipFill>
+                    <a:blip r:embed="rId14" cstate="print">
+                      <a:extLst>
+                        <a:ext uri="{28A0092B-C50C-407E-A947-70E740481C1C}">
+                          <a14:useLocalDpi xmlns:a14="http://schemas.microsoft.com/office/drawing/2010/main" val="0"/>
+                        </a:ext>
+                      </a:extLst>
+                    </a:blip>
+                    <a:stretch>
+                      <a:fillRect/>
+                    </a:stretch>
+                  </pic:blipFill>
+                  <pic:spPr>
+                    <a:xfrm>
+                      <a:off x="0" y="0"/>
+                      <a:ext cx="3116068" cy="2558106"/>
+                    </a:xfrm>
+                    <a:prstGeom prst="rect">
+                      <a:avLst/>
+                    </a:prstGeom>
+                  </pic:spPr>
+                </pic:pic>
+              </a:graphicData>
+            </a:graphic>
+          </wp:anchor>
+        </w:drawing>
+      </w:r>
+      <w:r>
+        <w:rPr>
+          <w:rFonts w:ascii="Consolas" w:hAnsi="Consolas" w:cs="Times New Roman"/>
           <w:b/>
           <w:bCs/>
-          <w:sz w:val="24"/>
-          <w:szCs w:val="24"/>
-        </w:rPr>
-      </w:pPr>
-    </w:p>
-    <w:p>
-      <w:pPr>
-        <w:rPr>
-          <w:rFonts w:ascii="Times New Roman" w:hAnsi="Times New Roman" w:cs="Times New Roman"/>
+          <w:noProof/>
+          <w:sz w:val="24"/>
+          <w:szCs w:val="24"/>
+        </w:rPr>
+        <w:drawing>
+          <wp:anchor distT="0" distB="0" distL="114300" distR="114300" simplePos="0" relativeHeight="251660288" behindDoc="0" locked="0" layoutInCell="1" allowOverlap="1" wp14:anchorId="2119B6F8" wp14:editId="5D5BD14A">
+            <wp:simplePos x="0" y="0"/>
+            <wp:positionH relativeFrom="margin">
+              <wp:posOffset>3275965</wp:posOffset>
+            </wp:positionH>
+            <wp:positionV relativeFrom="paragraph">
+              <wp:posOffset>0</wp:posOffset>
+            </wp:positionV>
+            <wp:extent cx="2852420" cy="2407920"/>
+            <wp:effectExtent l="0" t="0" r="5080" b="0"/>
+            <wp:wrapTopAndBottom/>
+            <wp:docPr id="1049377063" name="Immagine 1"/>
+            <wp:cNvGraphicFramePr>
+              <a:graphicFrameLocks xmlns:a="http://schemas.openxmlformats.org/drawingml/2006/main" noChangeAspect="1"/>
+            </wp:cNvGraphicFramePr>
+            <a:graphic xmlns:a="http://schemas.openxmlformats.org/drawingml/2006/main">
+              <a:graphicData uri="http://schemas.openxmlformats.org/drawingml/2006/picture">
+                <pic:pic xmlns:pic="http://schemas.openxmlformats.org/drawingml/2006/picture">
+                  <pic:nvPicPr>
+                    <pic:cNvPr id="1049377063" name=""/>
+                    <pic:cNvPicPr/>
+                  </pic:nvPicPr>
+                  <pic:blipFill>
+                    <a:blip r:embed="rId15" cstate="print">
+                      <a:extLst>
+                        <a:ext uri="{28A0092B-C50C-407E-A947-70E740481C1C}">
+                          <a14:useLocalDpi xmlns:a14="http://schemas.microsoft.com/office/drawing/2010/main" val="0"/>
+                        </a:ext>
+                      </a:extLst>
+                    </a:blip>
+                    <a:stretch>
+                      <a:fillRect/>
+                    </a:stretch>
+                  </pic:blipFill>
+                  <pic:spPr>
+                    <a:xfrm>
+                      <a:off x="0" y="0"/>
+                      <a:ext cx="2852420" cy="2407920"/>
+                    </a:xfrm>
+                    <a:prstGeom prst="rect">
+                      <a:avLst/>
+                    </a:prstGeom>
+                  </pic:spPr>
+                </pic:pic>
+              </a:graphicData>
+            </a:graphic>
+            <wp14:sizeRelH relativeFrom="margin">
+              <wp14:pctWidth>0</wp14:pctWidth>
+            </wp14:sizeRelH>
+            <wp14:sizeRelV relativeFrom="margin">
+              <wp14:pctHeight>0</wp14:pctHeight>
+            </wp14:sizeRelV>
+          </wp:anchor>
+        </w:drawing>
+      </w:r>
+      <w:r>
+        <w:rPr>
+          <w:rFonts w:ascii="Consolas" w:hAnsi="Consolas" w:cs="Times New Roman"/>
           <w:b/>
           <w:bCs/>
-          <w:sz w:val="24"/>
-          <w:szCs w:val="24"/>
-        </w:rPr>
-      </w:pPr>
-    </w:p>
-    <w:p>
-      <w:pPr>
+          <w:noProof/>
+          <w:sz w:val="24"/>
+          <w:szCs w:val="24"/>
+        </w:rPr>
+        <w:drawing>
+          <wp:anchor distT="0" distB="0" distL="114300" distR="114300" simplePos="0" relativeHeight="251661312" behindDoc="0" locked="0" layoutInCell="1" allowOverlap="1" wp14:anchorId="31DB3885" wp14:editId="7B25347E">
+            <wp:simplePos x="0" y="0"/>
+            <wp:positionH relativeFrom="margin">
+              <wp:align>left</wp:align>
+            </wp:positionH>
+            <wp:positionV relativeFrom="paragraph">
+              <wp:posOffset>0</wp:posOffset>
+            </wp:positionV>
+            <wp:extent cx="2857500" cy="2428875"/>
+            <wp:effectExtent l="0" t="0" r="0" b="9525"/>
+            <wp:wrapSquare wrapText="bothSides"/>
+            <wp:docPr id="1356721554" name="Immagine 1"/>
+            <wp:cNvGraphicFramePr>
+              <a:graphicFrameLocks xmlns:a="http://schemas.openxmlformats.org/drawingml/2006/main" noChangeAspect="1"/>
+            </wp:cNvGraphicFramePr>
+            <a:graphic xmlns:a="http://schemas.openxmlformats.org/drawingml/2006/main">
+              <a:graphicData uri="http://schemas.openxmlformats.org/drawingml/2006/picture">
+                <pic:pic xmlns:pic="http://schemas.openxmlformats.org/drawingml/2006/picture">
+                  <pic:nvPicPr>
+                    <pic:cNvPr id="1356721554" name=""/>
+                    <pic:cNvPicPr/>
+                  </pic:nvPicPr>
+                  <pic:blipFill>
+                    <a:blip r:embed="rId16" cstate="print">
+                      <a:extLst>
+                        <a:ext uri="{28A0092B-C50C-407E-A947-70E740481C1C}">
+                          <a14:useLocalDpi xmlns:a14="http://schemas.microsoft.com/office/drawing/2010/main" val="0"/>
+                        </a:ext>
+                      </a:extLst>
+                    </a:blip>
+                    <a:stretch>
+                      <a:fillRect/>
+                    </a:stretch>
+                  </pic:blipFill>
+                  <pic:spPr>
+                    <a:xfrm>
+                      <a:off x="0" y="0"/>
+                      <a:ext cx="2857500" cy="2428875"/>
+                    </a:xfrm>
+                    <a:prstGeom prst="rect">
+                      <a:avLst/>
+                    </a:prstGeom>
+                  </pic:spPr>
+                </pic:pic>
+              </a:graphicData>
+            </a:graphic>
+          </wp:anchor>
+        </w:drawing>
+      </w:r>
+    </w:p>
+    <w:p>
+      <w:pPr>
+        <w:ind w:left="-180"/>
+        <w:rPr>
+          <w:noProof/>
+          <w14:ligatures w14:val="standardContextual"/>
+        </w:rPr>
+      </w:pPr>
+      <w:r>
+        <w:rPr>
+          <w:noProof/>
+          <w14:ligatures w14:val="standardContextual"/>
+        </w:rPr>
+        <w:t xml:space="preserve"> </w:t>
+      </w:r>
+    </w:p>
+    <w:p>
+      <w:pPr>
+        <w:rPr>
+          <w:noProof/>
+          <w14:ligatures w14:val="standardContextual"/>
+        </w:rPr>
+      </w:pPr>
+    </w:p>
+    <w:p>
+      <w:pPr>
+        <w:jc w:val="center"/>
+        <w:rPr>
+          <w:rFonts w:ascii="Consolas" w:hAnsi="Consolas" w:cs="Times New Roman"/>
+          <w:sz w:val="24"/>
+          <w:szCs w:val="24"/>
+        </w:rPr>
+      </w:pPr>
+    </w:p>
+    <w:p>
+      <w:pPr>
+        <w:jc w:val="center"/>
+        <w:rPr>
+          <w:rFonts w:ascii="Consolas" w:hAnsi="Consolas" w:cs="Times New Roman"/>
+          <w:sz w:val="24"/>
+          <w:szCs w:val="24"/>
+        </w:rPr>
+      </w:pPr>
+    </w:p>
+    <w:p>
+      <w:pPr>
+        <w:jc w:val="center"/>
+        <w:rPr>
+          <w:rFonts w:ascii="Consolas" w:hAnsi="Consolas" w:cs="Times New Roman"/>
+          <w:sz w:val="24"/>
+          <w:szCs w:val="24"/>
+        </w:rPr>
+      </w:pPr>
+    </w:p>
+    <w:p>
+      <w:pPr>
+        <w:jc w:val="center"/>
+        <w:rPr>
+          <w:rFonts w:ascii="Consolas" w:hAnsi="Consolas" w:cs="Times New Roman"/>
+          <w:sz w:val="24"/>
+          <w:szCs w:val="24"/>
+        </w:rPr>
+      </w:pPr>
+    </w:p>
+    <w:p>
+      <w:pPr>
+        <w:jc w:val="center"/>
+        <w:rPr>
+          <w:rFonts w:ascii="Consolas" w:hAnsi="Consolas" w:cs="Times New Roman"/>
+          <w:sz w:val="24"/>
+          <w:szCs w:val="24"/>
+        </w:rPr>
+      </w:pPr>
+    </w:p>
+    <w:p>
+      <w:pPr>
+        <w:jc w:val="center"/>
+        <w:rPr>
+          <w:rFonts w:ascii="Consolas" w:hAnsi="Consolas" w:cs="Times New Roman"/>
+          <w:sz w:val="24"/>
+          <w:szCs w:val="24"/>
+        </w:rPr>
+      </w:pPr>
+    </w:p>
+    <w:p>
+      <w:pPr>
+        <w:jc w:val="both"/>
         <w:rPr>
           <w:rFonts w:ascii="Times New Roman" w:hAnsi="Times New Roman" w:cs="Times New Roman"/>
           <w:b/>
-          <w:bCs/>
-          <w:sz w:val="24"/>
-          <w:szCs w:val="24"/>
-        </w:rPr>
-      </w:pPr>
-    </w:p>
-    <w:p>
-      <w:pPr>
+          <w:sz w:val="24"/>
+          <w:szCs w:val="24"/>
+        </w:rPr>
+      </w:pPr>
+      <w:r>
         <w:rPr>
           <w:rFonts w:ascii="Times New Roman" w:hAnsi="Times New Roman" w:cs="Times New Roman"/>
           <w:b/>
-          <w:bCs/>
-          <w:sz w:val="24"/>
-          <w:szCs w:val="24"/>
-        </w:rPr>
-      </w:pPr>
-    </w:p>
-    <w:p>
-      <w:pPr>
+          <w:sz w:val="24"/>
+          <w:szCs w:val="24"/>
+        </w:rPr>
+        <w:lastRenderedPageBreak/>
+        <w:t>Similarità Lessicale (SimLex) e Semantica (SimSem)</w:t>
+      </w:r>
+      <w:r>
         <w:rPr>
           <w:rFonts w:ascii="Times New Roman" w:hAnsi="Times New Roman" w:cs="Times New Roman"/>
           <w:b/>
-          <w:bCs/>
-          <w:sz w:val="24"/>
-          <w:szCs w:val="24"/>
-        </w:rPr>
-      </w:pPr>
-    </w:p>
-    <w:p>
-      <w:pPr>
-        <w:rPr>
-          <w:rFonts w:ascii="Times New Roman" w:hAnsi="Times New Roman" w:cs="Times New Roman"/>
+          <w:sz w:val="24"/>
+          <w:szCs w:val="24"/>
+        </w:rPr>
+        <w:t xml:space="preserve"> Media</w:t>
+      </w:r>
+    </w:p>
+    <w:p>
+      <w:pPr>
+        <w:rPr>
+          <w:rFonts w:ascii="Consolas" w:hAnsi="Consolas" w:cs="Times New Roman"/>
           <w:b/>
           <w:bCs/>
           <w:sz w:val="24"/>
           <w:szCs w:val="24"/>
         </w:rPr>
       </w:pPr>
-    </w:p>
-    <w:p>
-      <w:pPr>
-        <w:rPr>
-          <w:rFonts w:ascii="Times New Roman" w:hAnsi="Times New Roman" w:cs="Times New Roman"/>
+      <w:r>
+        <w:rPr>
+          <w:rFonts w:ascii="Consolas" w:hAnsi="Consolas" w:cs="Times New Roman"/>
           <w:b/>
           <w:bCs/>
-          <w:sz w:val="24"/>
-          <w:szCs w:val="24"/>
-        </w:rPr>
-      </w:pPr>
-    </w:p>
-    <w:p>
-      <w:pPr>
-        <w:rPr>
-          <w:rFonts w:ascii="Times New Roman" w:hAnsi="Times New Roman" w:cs="Times New Roman"/>
+          <w:noProof/>
+          <w:sz w:val="24"/>
+          <w:szCs w:val="24"/>
+        </w:rPr>
+        <w:drawing>
+          <wp:inline distT="0" distB="0" distL="0" distR="0" wp14:anchorId="4508865C" wp14:editId="2E1E753D">
+            <wp:extent cx="5836920" cy="1080080"/>
+            <wp:effectExtent l="0" t="0" r="0" b="6350"/>
+            <wp:docPr id="1502554846" name="Immagine 1"/>
+            <wp:cNvGraphicFramePr>
+              <a:graphicFrameLocks xmlns:a="http://schemas.openxmlformats.org/drawingml/2006/main" noChangeAspect="1"/>
+            </wp:cNvGraphicFramePr>
+            <a:graphic xmlns:a="http://schemas.openxmlformats.org/drawingml/2006/main">
+              <a:graphicData uri="http://schemas.openxmlformats.org/drawingml/2006/picture">
+                <pic:pic xmlns:pic="http://schemas.openxmlformats.org/drawingml/2006/picture">
+                  <pic:nvPicPr>
+                    <pic:cNvPr id="1502554846" name=""/>
+                    <pic:cNvPicPr/>
+                  </pic:nvPicPr>
+                  <pic:blipFill rotWithShape="1">
+                    <a:blip r:embed="rId17"/>
+                    <a:srcRect t="55361"/>
+                    <a:stretch>
+                      <a:fillRect/>
+                    </a:stretch>
+                  </pic:blipFill>
+                  <pic:spPr bwMode="auto">
+                    <a:xfrm>
+                      <a:off x="0" y="0"/>
+                      <a:ext cx="5856207" cy="1083649"/>
+                    </a:xfrm>
+                    <a:prstGeom prst="rect">
+                      <a:avLst/>
+                    </a:prstGeom>
+                    <a:ln>
+                      <a:noFill/>
+                    </a:ln>
+                    <a:extLst>
+                      <a:ext uri="{53640926-AAD7-44D8-BBD7-CCE9431645EC}">
+                        <a14:shadowObscured xmlns:a14="http://schemas.microsoft.com/office/drawing/2010/main"/>
+                      </a:ext>
+                    </a:extLst>
+                  </pic:spPr>
+                </pic:pic>
+              </a:graphicData>
+            </a:graphic>
+          </wp:inline>
+        </w:drawing>
+      </w:r>
+    </w:p>
+    <w:p>
+      <w:pPr>
+        <w:rPr>
+          <w:rFonts w:ascii="Consolas" w:hAnsi="Consolas" w:cs="Times New Roman"/>
           <w:b/>
           <w:bCs/>
           <w:sz w:val="24"/>
@@ -810,7 +2815,7 @@
     <w:p>
       <w:pPr>
         <w:rPr>
-          <w:rFonts w:ascii="Times New Roman" w:hAnsi="Times New Roman" w:cs="Times New Roman"/>
+          <w:rFonts w:ascii="Consolas" w:hAnsi="Consolas" w:cs="Times New Roman"/>
           <w:b/>
           <w:bCs/>
           <w:sz w:val="24"/>
@@ -823,36 +2828,939 @@
         <w:rPr>
           <w:rFonts w:ascii="Times New Roman" w:hAnsi="Times New Roman" w:cs="Times New Roman"/>
           <w:b/>
-          <w:bCs/>
-          <w:sz w:val="24"/>
-          <w:szCs w:val="24"/>
-        </w:rPr>
-      </w:pPr>
-    </w:p>
-    <w:p>
-      <w:pPr>
+          <w:sz w:val="24"/>
+          <w:szCs w:val="24"/>
+        </w:rPr>
+      </w:pPr>
+      <w:r>
         <w:rPr>
           <w:rFonts w:ascii="Times New Roman" w:hAnsi="Times New Roman" w:cs="Times New Roman"/>
           <w:b/>
-          <w:bCs/>
-          <w:sz w:val="24"/>
-          <w:szCs w:val="24"/>
-        </w:rPr>
-      </w:pPr>
-    </w:p>
-    <w:p>
-      <w:pPr>
-        <w:rPr>
-          <w:rFonts w:ascii="Times New Roman" w:hAnsi="Times New Roman" w:cs="Times New Roman"/>
+          <w:sz w:val="24"/>
+          <w:szCs w:val="24"/>
+        </w:rPr>
+        <w:t>Similarità Lessicale (SimLex) Concreto Vs Astratto</w:t>
+      </w:r>
+    </w:p>
+    <w:p>
+      <w:pPr>
+        <w:rPr>
+          <w:rFonts w:ascii="Consolas" w:hAnsi="Consolas" w:cs="Times New Roman"/>
           <w:b/>
           <w:bCs/>
           <w:sz w:val="24"/>
           <w:szCs w:val="24"/>
         </w:rPr>
       </w:pPr>
+      <w:r>
+        <w:rPr>
+          <w:rFonts w:ascii="Consolas" w:hAnsi="Consolas" w:cs="Times New Roman"/>
+          <w:b/>
+          <w:bCs/>
+          <w:sz w:val="24"/>
+          <w:szCs w:val="24"/>
+        </w:rPr>
+        <w:drawing>
+          <wp:inline distT="0" distB="0" distL="0" distR="0" wp14:anchorId="12D88FC2" wp14:editId="6C8882DD">
+            <wp:extent cx="5943600" cy="654050"/>
+            <wp:effectExtent l="0" t="0" r="0" b="0"/>
+            <wp:docPr id="506978523" name="Immagine 1"/>
+            <wp:cNvGraphicFramePr>
+              <a:graphicFrameLocks xmlns:a="http://schemas.openxmlformats.org/drawingml/2006/main" noChangeAspect="1"/>
+            </wp:cNvGraphicFramePr>
+            <a:graphic xmlns:a="http://schemas.openxmlformats.org/drawingml/2006/main">
+              <a:graphicData uri="http://schemas.openxmlformats.org/drawingml/2006/picture">
+                <pic:pic xmlns:pic="http://schemas.openxmlformats.org/drawingml/2006/picture">
+                  <pic:nvPicPr>
+                    <pic:cNvPr id="506978523" name=""/>
+                    <pic:cNvPicPr/>
+                  </pic:nvPicPr>
+                  <pic:blipFill>
+                    <a:blip r:embed="rId18"/>
+                    <a:stretch>
+                      <a:fillRect/>
+                    </a:stretch>
+                  </pic:blipFill>
+                  <pic:spPr>
+                    <a:xfrm>
+                      <a:off x="0" y="0"/>
+                      <a:ext cx="5943600" cy="654050"/>
+                    </a:xfrm>
+                    <a:prstGeom prst="rect">
+                      <a:avLst/>
+                    </a:prstGeom>
+                  </pic:spPr>
+                </pic:pic>
+              </a:graphicData>
+            </a:graphic>
+          </wp:inline>
+        </w:drawing>
+      </w:r>
+    </w:p>
+    <w:p>
+      <w:pPr>
+        <w:rPr>
+          <w:rFonts w:ascii="Consolas" w:hAnsi="Consolas" w:cs="Times New Roman"/>
+          <w:b/>
+          <w:bCs/>
+          <w:sz w:val="24"/>
+          <w:szCs w:val="24"/>
+        </w:rPr>
+      </w:pPr>
+    </w:p>
+    <w:p>
+      <w:pPr>
+        <w:rPr>
+          <w:rFonts w:ascii="Times New Roman" w:hAnsi="Times New Roman" w:cs="Times New Roman"/>
+          <w:b/>
+          <w:sz w:val="24"/>
+          <w:szCs w:val="24"/>
+        </w:rPr>
+      </w:pPr>
+      <w:r>
+        <w:rPr>
+          <w:rFonts w:ascii="Times New Roman" w:hAnsi="Times New Roman" w:cs="Times New Roman"/>
+          <w:b/>
+          <w:sz w:val="24"/>
+          <w:szCs w:val="24"/>
+        </w:rPr>
+        <w:t xml:space="preserve">Similarità Lessicale (SimLex) </w:t>
+      </w:r>
+      <w:r>
+        <w:rPr>
+          <w:rFonts w:ascii="Times New Roman" w:hAnsi="Times New Roman" w:cs="Times New Roman"/>
+          <w:b/>
+          <w:sz w:val="24"/>
+          <w:szCs w:val="24"/>
+        </w:rPr>
+        <w:t>Specifico</w:t>
+      </w:r>
+      <w:r>
+        <w:rPr>
+          <w:rFonts w:ascii="Times New Roman" w:hAnsi="Times New Roman" w:cs="Times New Roman"/>
+          <w:b/>
+          <w:sz w:val="24"/>
+          <w:szCs w:val="24"/>
+        </w:rPr>
+        <w:t xml:space="preserve"> Vs </w:t>
+      </w:r>
+      <w:r>
+        <w:rPr>
+          <w:rFonts w:ascii="Times New Roman" w:hAnsi="Times New Roman" w:cs="Times New Roman"/>
+          <w:b/>
+          <w:sz w:val="24"/>
+          <w:szCs w:val="24"/>
+        </w:rPr>
+        <w:t>Generico</w:t>
+      </w:r>
+    </w:p>
+    <w:p>
+      <w:pPr>
+        <w:rPr>
+          <w:rFonts w:ascii="Consolas" w:hAnsi="Consolas" w:cs="Times New Roman"/>
+          <w:b/>
+          <w:bCs/>
+          <w:sz w:val="24"/>
+          <w:szCs w:val="24"/>
+        </w:rPr>
+      </w:pPr>
+      <w:r>
+        <w:rPr>
+          <w:rFonts w:ascii="Consolas" w:hAnsi="Consolas" w:cs="Times New Roman"/>
+          <w:b/>
+          <w:bCs/>
+          <w:sz w:val="24"/>
+          <w:szCs w:val="24"/>
+        </w:rPr>
+        <w:drawing>
+          <wp:inline distT="0" distB="0" distL="0" distR="0" wp14:anchorId="34372E84" wp14:editId="21D9D026">
+            <wp:extent cx="5943600" cy="499745"/>
+            <wp:effectExtent l="0" t="0" r="0" b="0"/>
+            <wp:docPr id="1121323060" name="Immagine 1"/>
+            <wp:cNvGraphicFramePr>
+              <a:graphicFrameLocks xmlns:a="http://schemas.openxmlformats.org/drawingml/2006/main" noChangeAspect="1"/>
+            </wp:cNvGraphicFramePr>
+            <a:graphic xmlns:a="http://schemas.openxmlformats.org/drawingml/2006/main">
+              <a:graphicData uri="http://schemas.openxmlformats.org/drawingml/2006/picture">
+                <pic:pic xmlns:pic="http://schemas.openxmlformats.org/drawingml/2006/picture">
+                  <pic:nvPicPr>
+                    <pic:cNvPr id="1121323060" name=""/>
+                    <pic:cNvPicPr/>
+                  </pic:nvPicPr>
+                  <pic:blipFill>
+                    <a:blip r:embed="rId19"/>
+                    <a:stretch>
+                      <a:fillRect/>
+                    </a:stretch>
+                  </pic:blipFill>
+                  <pic:spPr>
+                    <a:xfrm>
+                      <a:off x="0" y="0"/>
+                      <a:ext cx="5943600" cy="499745"/>
+                    </a:xfrm>
+                    <a:prstGeom prst="rect">
+                      <a:avLst/>
+                    </a:prstGeom>
+                  </pic:spPr>
+                </pic:pic>
+              </a:graphicData>
+            </a:graphic>
+          </wp:inline>
+        </w:drawing>
+      </w:r>
+    </w:p>
+    <w:p>
+      <w:pPr>
+        <w:rPr>
+          <w:rFonts w:ascii="Consolas" w:hAnsi="Consolas" w:cs="Times New Roman"/>
+          <w:b/>
+          <w:bCs/>
+          <w:sz w:val="24"/>
+          <w:szCs w:val="24"/>
+        </w:rPr>
+      </w:pPr>
+    </w:p>
+    <w:p>
+      <w:pPr>
+        <w:rPr>
+          <w:rFonts w:ascii="Times New Roman" w:hAnsi="Times New Roman" w:cs="Times New Roman"/>
+          <w:b/>
+          <w:sz w:val="24"/>
+          <w:szCs w:val="24"/>
+        </w:rPr>
+      </w:pPr>
+      <w:r>
+        <w:rPr>
+          <w:rFonts w:ascii="Times New Roman" w:hAnsi="Times New Roman" w:cs="Times New Roman"/>
+          <w:b/>
+          <w:sz w:val="24"/>
+          <w:szCs w:val="24"/>
+        </w:rPr>
+        <w:t xml:space="preserve">Similarità </w:t>
+      </w:r>
+      <w:r>
+        <w:rPr>
+          <w:rFonts w:ascii="Times New Roman" w:hAnsi="Times New Roman" w:cs="Times New Roman"/>
+          <w:b/>
+          <w:sz w:val="24"/>
+          <w:szCs w:val="24"/>
+        </w:rPr>
+        <w:t>Semantica</w:t>
+      </w:r>
+      <w:r>
+        <w:rPr>
+          <w:rFonts w:ascii="Times New Roman" w:hAnsi="Times New Roman" w:cs="Times New Roman"/>
+          <w:b/>
+          <w:sz w:val="24"/>
+          <w:szCs w:val="24"/>
+        </w:rPr>
+        <w:t xml:space="preserve"> (Sim</w:t>
+      </w:r>
+      <w:r>
+        <w:rPr>
+          <w:rFonts w:ascii="Times New Roman" w:hAnsi="Times New Roman" w:cs="Times New Roman"/>
+          <w:b/>
+          <w:sz w:val="24"/>
+          <w:szCs w:val="24"/>
+        </w:rPr>
+        <w:t>Sem</w:t>
+      </w:r>
+      <w:r>
+        <w:rPr>
+          <w:rFonts w:ascii="Times New Roman" w:hAnsi="Times New Roman" w:cs="Times New Roman"/>
+          <w:b/>
+          <w:sz w:val="24"/>
+          <w:szCs w:val="24"/>
+        </w:rPr>
+        <w:t>) Concreto Vs Astratto</w:t>
+      </w:r>
+    </w:p>
+    <w:p>
+      <w:pPr>
+        <w:pStyle w:val="Paragrafoelenco"/>
+        <w:ind w:left="0"/>
+        <w:rPr>
+          <w:sz w:val="28"/>
+          <w:szCs w:val="28"/>
+        </w:rPr>
+      </w:pPr>
+    </w:p>
+    <w:p>
+      <w:pPr>
+        <w:pStyle w:val="Paragrafoelenco"/>
+        <w:ind w:left="0"/>
+        <w:rPr>
+          <w:sz w:val="28"/>
+          <w:szCs w:val="28"/>
+        </w:rPr>
+      </w:pPr>
+      <w:r>
+        <w:rPr>
+          <w:noProof/>
+          <w:sz w:val="28"/>
+          <w:szCs w:val="28"/>
+        </w:rPr>
+        <w:drawing>
+          <wp:inline distT="0" distB="0" distL="0" distR="0" wp14:anchorId="4101FE6C" wp14:editId="537DB21D">
+            <wp:extent cx="5934944" cy="678180"/>
+            <wp:effectExtent l="0" t="0" r="8890" b="7620"/>
+            <wp:docPr id="1835572757" name="Immagine 1"/>
+            <wp:cNvGraphicFramePr>
+              <a:graphicFrameLocks xmlns:a="http://schemas.openxmlformats.org/drawingml/2006/main" noChangeAspect="1"/>
+            </wp:cNvGraphicFramePr>
+            <a:graphic xmlns:a="http://schemas.openxmlformats.org/drawingml/2006/main">
+              <a:graphicData uri="http://schemas.openxmlformats.org/drawingml/2006/picture">
+                <pic:pic xmlns:pic="http://schemas.openxmlformats.org/drawingml/2006/picture">
+                  <pic:nvPicPr>
+                    <pic:cNvPr id="1835572757" name=""/>
+                    <pic:cNvPicPr/>
+                  </pic:nvPicPr>
+                  <pic:blipFill rotWithShape="1">
+                    <a:blip r:embed="rId20"/>
+                    <a:srcRect l="1268" t="71053"/>
+                    <a:stretch>
+                      <a:fillRect/>
+                    </a:stretch>
+                  </pic:blipFill>
+                  <pic:spPr bwMode="auto">
+                    <a:xfrm>
+                      <a:off x="0" y="0"/>
+                      <a:ext cx="5990646" cy="684545"/>
+                    </a:xfrm>
+                    <a:prstGeom prst="rect">
+                      <a:avLst/>
+                    </a:prstGeom>
+                    <a:ln>
+                      <a:noFill/>
+                    </a:ln>
+                    <a:extLst>
+                      <a:ext uri="{53640926-AAD7-44D8-BBD7-CCE9431645EC}">
+                        <a14:shadowObscured xmlns:a14="http://schemas.microsoft.com/office/drawing/2010/main"/>
+                      </a:ext>
+                    </a:extLst>
+                  </pic:spPr>
+                </pic:pic>
+              </a:graphicData>
+            </a:graphic>
+          </wp:inline>
+        </w:drawing>
+      </w:r>
+    </w:p>
+    <w:p>
+      <w:pPr>
+        <w:rPr>
+          <w:rFonts w:ascii="Times New Roman" w:hAnsi="Times New Roman" w:cs="Times New Roman"/>
+          <w:b/>
+          <w:sz w:val="24"/>
+          <w:szCs w:val="24"/>
+        </w:rPr>
+      </w:pPr>
+      <w:r>
+        <w:rPr>
+          <w:rFonts w:ascii="Times New Roman" w:hAnsi="Times New Roman" w:cs="Times New Roman"/>
+          <w:b/>
+          <w:sz w:val="24"/>
+          <w:szCs w:val="24"/>
+        </w:rPr>
+        <w:t xml:space="preserve">Similarità </w:t>
+      </w:r>
+      <w:r>
+        <w:rPr>
+          <w:rFonts w:ascii="Times New Roman" w:hAnsi="Times New Roman" w:cs="Times New Roman"/>
+          <w:b/>
+          <w:sz w:val="24"/>
+          <w:szCs w:val="24"/>
+        </w:rPr>
+        <w:t>Semantica</w:t>
+      </w:r>
+      <w:r>
+        <w:rPr>
+          <w:rFonts w:ascii="Times New Roman" w:hAnsi="Times New Roman" w:cs="Times New Roman"/>
+          <w:b/>
+          <w:sz w:val="24"/>
+          <w:szCs w:val="24"/>
+        </w:rPr>
+        <w:t xml:space="preserve"> (Sim</w:t>
+      </w:r>
+      <w:r>
+        <w:rPr>
+          <w:rFonts w:ascii="Times New Roman" w:hAnsi="Times New Roman" w:cs="Times New Roman"/>
+          <w:b/>
+          <w:sz w:val="24"/>
+          <w:szCs w:val="24"/>
+        </w:rPr>
+        <w:t>Sem</w:t>
+      </w:r>
+      <w:r>
+        <w:rPr>
+          <w:rFonts w:ascii="Times New Roman" w:hAnsi="Times New Roman" w:cs="Times New Roman"/>
+          <w:b/>
+          <w:sz w:val="24"/>
+          <w:szCs w:val="24"/>
+        </w:rPr>
+        <w:t xml:space="preserve">) </w:t>
+      </w:r>
+      <w:r>
+        <w:rPr>
+          <w:rFonts w:ascii="Times New Roman" w:hAnsi="Times New Roman" w:cs="Times New Roman"/>
+          <w:b/>
+          <w:sz w:val="24"/>
+          <w:szCs w:val="24"/>
+        </w:rPr>
+        <w:t>Specifico</w:t>
+      </w:r>
+      <w:r>
+        <w:rPr>
+          <w:rFonts w:ascii="Times New Roman" w:hAnsi="Times New Roman" w:cs="Times New Roman"/>
+          <w:b/>
+          <w:sz w:val="24"/>
+          <w:szCs w:val="24"/>
+        </w:rPr>
+        <w:t xml:space="preserve"> Vs </w:t>
+      </w:r>
+      <w:r>
+        <w:rPr>
+          <w:rFonts w:ascii="Times New Roman" w:hAnsi="Times New Roman" w:cs="Times New Roman"/>
+          <w:b/>
+          <w:sz w:val="24"/>
+          <w:szCs w:val="24"/>
+        </w:rPr>
+        <w:t>Generico</w:t>
+      </w:r>
+    </w:p>
+    <w:p>
+      <w:pPr>
+        <w:pStyle w:val="Paragrafoelenco"/>
+        <w:ind w:left="-90"/>
+        <w:rPr>
+          <w:sz w:val="28"/>
+          <w:szCs w:val="28"/>
+        </w:rPr>
+      </w:pPr>
+      <w:r>
+        <w:rPr>
+          <w:sz w:val="28"/>
+          <w:szCs w:val="28"/>
+        </w:rPr>
+        <w:drawing>
+          <wp:inline distT="0" distB="0" distL="0" distR="0" wp14:anchorId="257FD9D2" wp14:editId="18140586">
+            <wp:extent cx="5943600" cy="471805"/>
+            <wp:effectExtent l="0" t="0" r="0" b="4445"/>
+            <wp:docPr id="138338925" name="Immagine 1"/>
+            <wp:cNvGraphicFramePr>
+              <a:graphicFrameLocks xmlns:a="http://schemas.openxmlformats.org/drawingml/2006/main" noChangeAspect="1"/>
+            </wp:cNvGraphicFramePr>
+            <a:graphic xmlns:a="http://schemas.openxmlformats.org/drawingml/2006/main">
+              <a:graphicData uri="http://schemas.openxmlformats.org/drawingml/2006/picture">
+                <pic:pic xmlns:pic="http://schemas.openxmlformats.org/drawingml/2006/picture">
+                  <pic:nvPicPr>
+                    <pic:cNvPr id="138338925" name=""/>
+                    <pic:cNvPicPr/>
+                  </pic:nvPicPr>
+                  <pic:blipFill>
+                    <a:blip r:embed="rId21"/>
+                    <a:stretch>
+                      <a:fillRect/>
+                    </a:stretch>
+                  </pic:blipFill>
+                  <pic:spPr>
+                    <a:xfrm>
+                      <a:off x="0" y="0"/>
+                      <a:ext cx="5943600" cy="471805"/>
+                    </a:xfrm>
+                    <a:prstGeom prst="rect">
+                      <a:avLst/>
+                    </a:prstGeom>
+                  </pic:spPr>
+                </pic:pic>
+              </a:graphicData>
+            </a:graphic>
+          </wp:inline>
+        </w:drawing>
+      </w:r>
+    </w:p>
+    <w:p>
+      <w:pPr>
+        <w:pStyle w:val="Paragrafoelenco"/>
+        <w:ind w:left="-90"/>
+        <w:rPr>
+          <w:sz w:val="28"/>
+          <w:szCs w:val="28"/>
+        </w:rPr>
+      </w:pPr>
+    </w:p>
+    <w:p>
+      <w:pPr>
+        <w:pStyle w:val="Paragrafoelenco"/>
+        <w:ind w:left="-90"/>
+        <w:rPr>
+          <w:sz w:val="28"/>
+          <w:szCs w:val="28"/>
+        </w:rPr>
+      </w:pPr>
+    </w:p>
+    <w:p>
+      <w:pPr>
+        <w:pStyle w:val="Paragrafoelenco"/>
+        <w:numPr>
+          <w:ilvl w:val="0"/>
+          <w:numId w:val="4"/>
+        </w:numPr>
+        <w:rPr>
+          <w:sz w:val="28"/>
+          <w:szCs w:val="28"/>
+        </w:rPr>
+      </w:pPr>
+      <w:r>
+        <w:rPr>
+          <w:rFonts w:ascii="Times New Roman" w:hAnsi="Times New Roman" w:cs="Times New Roman"/>
+          <w:b/>
+          <w:sz w:val="28"/>
+          <w:szCs w:val="28"/>
+        </w:rPr>
+        <w:lastRenderedPageBreak/>
+        <w:t>Conclusioni</w:t>
+      </w:r>
+    </w:p>
+    <w:p>
+      <w:pPr>
+        <w:pStyle w:val="Paragrafoelenco"/>
+        <w:ind w:left="360"/>
+        <w:rPr>
+          <w:sz w:val="28"/>
+          <w:szCs w:val="28"/>
+        </w:rPr>
+      </w:pPr>
+    </w:p>
+    <w:p>
+      <w:pPr>
+        <w:pStyle w:val="Paragrafoelenco"/>
+        <w:spacing w:before="100" w:beforeAutospacing="1" w:after="100" w:afterAutospacing="1" w:line="240" w:lineRule="auto"/>
+        <w:ind w:left="360"/>
+        <w:jc w:val="both"/>
+        <w:rPr>
+          <w:rFonts w:ascii="Times New Roman" w:hAnsi="Times New Roman" w:cs="Times New Roman"/>
+          <w:bCs/>
+          <w:sz w:val="24"/>
+          <w:szCs w:val="24"/>
+        </w:rPr>
+      </w:pPr>
+      <w:r>
+        <w:rPr>
+          <w:rFonts w:ascii="Times New Roman" w:hAnsi="Times New Roman" w:cs="Times New Roman"/>
+          <w:bCs/>
+          <w:sz w:val="24"/>
+          <w:szCs w:val="24"/>
+        </w:rPr>
+        <w:t xml:space="preserve">     </w:t>
+      </w:r>
+      <w:r>
+        <w:rPr>
+          <w:rFonts w:ascii="Times New Roman" w:hAnsi="Times New Roman" w:cs="Times New Roman"/>
+          <w:bCs/>
+          <w:sz w:val="24"/>
+          <w:szCs w:val="24"/>
+        </w:rPr>
+        <w:t>Nel confronto tra i risultati ottenuti attraverso la similarità lessicale e quelli derivati dalla similarità semantica, si osserva una tendenza sistematica: i valori calcolati con la misura semantica risultano mediamente più alti rispetto a quelli ottenuti con la misura lessicale. Questo fenomeno può essere spiegato considerando la natura delle due metriche. La similarità lessicale si basa sul confronto diretto tra i lemmi delle definizioni, considerando come simili soltanto quelle che condividono esplicitamente le stesse parole. Questo approccio</w:t>
+      </w:r>
+      <w:r>
+        <w:rPr>
+          <w:rFonts w:ascii="Times New Roman" w:hAnsi="Times New Roman" w:cs="Times New Roman"/>
+          <w:bCs/>
+          <w:sz w:val="24"/>
+          <w:szCs w:val="24"/>
+        </w:rPr>
+        <w:t xml:space="preserve"> è</w:t>
+      </w:r>
+      <w:r>
+        <w:rPr>
+          <w:rFonts w:ascii="Times New Roman" w:hAnsi="Times New Roman" w:cs="Times New Roman"/>
+          <w:bCs/>
+          <w:sz w:val="24"/>
+          <w:szCs w:val="24"/>
+        </w:rPr>
+        <w:t xml:space="preserve"> poco tollerante alla variabilità linguistica: due definizioni che utilizzano parole differenti, anche se sinonime, vengono penalizzate in termini di similarità.</w:t>
+      </w:r>
+    </w:p>
+    <w:p>
+      <w:pPr>
+        <w:pStyle w:val="Paragrafoelenco"/>
+        <w:spacing w:before="100" w:beforeAutospacing="1" w:after="100" w:afterAutospacing="1" w:line="240" w:lineRule="auto"/>
+        <w:ind w:left="360"/>
+        <w:jc w:val="both"/>
+        <w:rPr>
+          <w:rFonts w:ascii="Times New Roman" w:hAnsi="Times New Roman" w:cs="Times New Roman"/>
+          <w:bCs/>
+          <w:sz w:val="24"/>
+          <w:szCs w:val="24"/>
+        </w:rPr>
+      </w:pPr>
+      <w:r>
+        <w:rPr>
+          <w:rFonts w:ascii="Times New Roman" w:hAnsi="Times New Roman" w:cs="Times New Roman"/>
+          <w:bCs/>
+          <w:sz w:val="24"/>
+          <w:szCs w:val="24"/>
+        </w:rPr>
+        <w:t>Al contrario, la similarità semantica</w:t>
+      </w:r>
+      <w:r>
+        <w:rPr>
+          <w:rFonts w:ascii="Times New Roman" w:hAnsi="Times New Roman" w:cs="Times New Roman"/>
+          <w:bCs/>
+          <w:sz w:val="24"/>
+          <w:szCs w:val="24"/>
+        </w:rPr>
+        <w:t>,</w:t>
+      </w:r>
+      <w:r>
+        <w:rPr>
+          <w:rFonts w:ascii="Times New Roman" w:hAnsi="Times New Roman" w:cs="Times New Roman"/>
+          <w:bCs/>
+          <w:sz w:val="24"/>
+          <w:szCs w:val="24"/>
+        </w:rPr>
+        <w:t xml:space="preserve"> sfrutta</w:t>
+      </w:r>
+      <w:r>
+        <w:rPr>
+          <w:rFonts w:ascii="Times New Roman" w:hAnsi="Times New Roman" w:cs="Times New Roman"/>
+          <w:bCs/>
+          <w:sz w:val="24"/>
+          <w:szCs w:val="24"/>
+        </w:rPr>
+        <w:t>ndo</w:t>
+      </w:r>
+      <w:r>
+        <w:rPr>
+          <w:rFonts w:ascii="Times New Roman" w:hAnsi="Times New Roman" w:cs="Times New Roman"/>
+          <w:bCs/>
+          <w:sz w:val="24"/>
+          <w:szCs w:val="24"/>
+        </w:rPr>
+        <w:t xml:space="preserve"> modelli di word embedding  che rappresentano le parole come vettori in uno spazio continuo</w:t>
+      </w:r>
+      <w:r>
+        <w:rPr>
+          <w:rFonts w:ascii="Times New Roman" w:hAnsi="Times New Roman" w:cs="Times New Roman"/>
+          <w:bCs/>
+          <w:sz w:val="24"/>
+          <w:szCs w:val="24"/>
+        </w:rPr>
+        <w:t xml:space="preserve">, </w:t>
+      </w:r>
+      <w:r>
+        <w:rPr>
+          <w:rFonts w:ascii="Times New Roman" w:hAnsi="Times New Roman" w:cs="Times New Roman"/>
+          <w:bCs/>
+          <w:sz w:val="24"/>
+          <w:szCs w:val="24"/>
+        </w:rPr>
+        <w:t>riesc</w:t>
+      </w:r>
+      <w:r>
+        <w:rPr>
+          <w:rFonts w:ascii="Times New Roman" w:hAnsi="Times New Roman" w:cs="Times New Roman"/>
+          <w:bCs/>
+          <w:sz w:val="24"/>
+          <w:szCs w:val="24"/>
+        </w:rPr>
+        <w:t>ono</w:t>
+      </w:r>
+      <w:r>
+        <w:rPr>
+          <w:rFonts w:ascii="Times New Roman" w:hAnsi="Times New Roman" w:cs="Times New Roman"/>
+          <w:bCs/>
+          <w:sz w:val="24"/>
+          <w:szCs w:val="24"/>
+        </w:rPr>
+        <w:t xml:space="preserve"> a catturare affinità di significato tra parole diverse ma semanticamente correlate. Di conseguenza, anche quando due definizioni non condividono lemmi in comune, possono risultare vicine semanticamente se esprimono concetti affini. Questo rende la misura semantica molto più sensibile alle sfumature di significato e più adatta a cogliere la similarità concettuale tra frasi.</w:t>
+      </w:r>
+      <w:r>
+        <w:rPr>
+          <w:rFonts w:ascii="Times New Roman" w:hAnsi="Times New Roman" w:cs="Times New Roman"/>
+          <w:bCs/>
+          <w:sz w:val="24"/>
+          <w:szCs w:val="24"/>
+        </w:rPr>
+        <w:t xml:space="preserve"> </w:t>
+      </w:r>
+    </w:p>
+    <w:p>
+      <w:pPr>
+        <w:pStyle w:val="Paragrafoelenco"/>
+        <w:spacing w:before="100" w:beforeAutospacing="1" w:after="100" w:afterAutospacing="1" w:line="240" w:lineRule="auto"/>
+        <w:ind w:left="360"/>
+        <w:jc w:val="both"/>
+        <w:rPr>
+          <w:rFonts w:ascii="Times New Roman" w:hAnsi="Times New Roman" w:cs="Times New Roman"/>
+          <w:bCs/>
+          <w:sz w:val="24"/>
+          <w:szCs w:val="24"/>
+        </w:rPr>
+      </w:pPr>
+      <w:r>
+        <w:rPr>
+          <w:rFonts w:ascii="Times New Roman" w:hAnsi="Times New Roman" w:cs="Times New Roman"/>
+          <w:bCs/>
+          <w:sz w:val="24"/>
+          <w:szCs w:val="24"/>
+        </w:rPr>
+        <w:t xml:space="preserve">     </w:t>
+      </w:r>
+      <w:r>
+        <w:rPr>
+          <w:rFonts w:ascii="Times New Roman" w:hAnsi="Times New Roman" w:cs="Times New Roman"/>
+          <w:bCs/>
+          <w:sz w:val="24"/>
+          <w:szCs w:val="24"/>
+        </w:rPr>
+        <w:t>Un ulteriore aspetto emerso dall’analisi riguarda l’andamento decrescente dei valori medi di similarità (sia lessicale che semantica) tra definizioni lungo le quattro combinazioni concettuali considerate: generici-concreti, specifici-concreti, generici-astratti, e infine specifici-astratti. Questa tendenza suggerisce che la somiglianza tra le definizioni fornite dai parlanti sia maggiore nei concetti più condivisi e tangibili, e diminuisca man mano che ci si sposta verso domini più astratti e meno determinati.</w:t>
+      </w:r>
+    </w:p>
+    <w:p>
+      <w:pPr>
+        <w:pStyle w:val="Paragrafoelenco"/>
+        <w:ind w:left="360"/>
+        <w:jc w:val="both"/>
+        <w:rPr>
+          <w:rFonts w:ascii="Times New Roman" w:hAnsi="Times New Roman" w:cs="Times New Roman"/>
+          <w:bCs/>
+          <w:sz w:val="24"/>
+          <w:szCs w:val="24"/>
+        </w:rPr>
+      </w:pPr>
+      <w:r>
+        <w:rPr>
+          <w:rFonts w:ascii="Times New Roman" w:hAnsi="Times New Roman" w:cs="Times New Roman"/>
+          <w:bCs/>
+          <w:sz w:val="24"/>
+          <w:szCs w:val="24"/>
+        </w:rPr>
+        <w:t xml:space="preserve">     </w:t>
+      </w:r>
+      <w:r>
+        <w:rPr>
+          <w:rFonts w:ascii="Times New Roman" w:hAnsi="Times New Roman" w:cs="Times New Roman"/>
+          <w:bCs/>
+          <w:sz w:val="24"/>
+          <w:szCs w:val="24"/>
+        </w:rPr>
+        <w:t>I concetti generici e concreti</w:t>
+      </w:r>
+      <w:r>
+        <w:rPr>
+          <w:rFonts w:ascii="Times New Roman" w:hAnsi="Times New Roman" w:cs="Times New Roman"/>
+          <w:bCs/>
+          <w:sz w:val="24"/>
+          <w:szCs w:val="24"/>
+        </w:rPr>
+        <w:t xml:space="preserve"> </w:t>
+      </w:r>
+      <w:r>
+        <w:rPr>
+          <w:rFonts w:ascii="Times New Roman" w:hAnsi="Times New Roman" w:cs="Times New Roman"/>
+          <w:bCs/>
+          <w:sz w:val="24"/>
+          <w:szCs w:val="24"/>
+        </w:rPr>
+        <w:t xml:space="preserve">tendono </w:t>
+      </w:r>
+      <w:r>
+        <w:rPr>
+          <w:rFonts w:ascii="Times New Roman" w:hAnsi="Times New Roman" w:cs="Times New Roman"/>
+          <w:bCs/>
+          <w:sz w:val="24"/>
+          <w:szCs w:val="24"/>
+        </w:rPr>
+        <w:t>a richiamare</w:t>
+      </w:r>
+      <w:r>
+        <w:rPr>
+          <w:rFonts w:ascii="Times New Roman" w:hAnsi="Times New Roman" w:cs="Times New Roman"/>
+          <w:bCs/>
+          <w:sz w:val="24"/>
+          <w:szCs w:val="24"/>
+        </w:rPr>
+        <w:t xml:space="preserve"> immagini mentali comuni e proprietà osservabili facilmente condivisibili. </w:t>
+      </w:r>
+    </w:p>
+    <w:p>
+      <w:pPr>
+        <w:pStyle w:val="Paragrafoelenco"/>
+        <w:ind w:left="360"/>
+        <w:jc w:val="both"/>
+        <w:rPr>
+          <w:rFonts w:ascii="Times New Roman" w:hAnsi="Times New Roman" w:cs="Times New Roman"/>
+          <w:bCs/>
+          <w:sz w:val="24"/>
+          <w:szCs w:val="24"/>
+        </w:rPr>
+      </w:pPr>
+      <w:r>
+        <w:rPr>
+          <w:rFonts w:ascii="Times New Roman" w:hAnsi="Times New Roman" w:cs="Times New Roman"/>
+          <w:bCs/>
+          <w:sz w:val="24"/>
+          <w:szCs w:val="24"/>
+        </w:rPr>
+        <w:t xml:space="preserve">     </w:t>
+      </w:r>
+      <w:r>
+        <w:rPr>
+          <w:rFonts w:ascii="Times New Roman" w:hAnsi="Times New Roman" w:cs="Times New Roman"/>
+          <w:bCs/>
+          <w:sz w:val="24"/>
+          <w:szCs w:val="24"/>
+        </w:rPr>
+        <w:t>Con i concetti specifici ma concreti</w:t>
+      </w:r>
+      <w:r>
+        <w:rPr>
+          <w:rFonts w:ascii="Times New Roman" w:hAnsi="Times New Roman" w:cs="Times New Roman"/>
+          <w:bCs/>
+          <w:sz w:val="24"/>
+          <w:szCs w:val="24"/>
+        </w:rPr>
+        <w:t xml:space="preserve"> </w:t>
+      </w:r>
+      <w:r>
+        <w:rPr>
+          <w:rFonts w:ascii="Times New Roman" w:hAnsi="Times New Roman" w:cs="Times New Roman"/>
+          <w:bCs/>
+          <w:sz w:val="24"/>
+          <w:szCs w:val="24"/>
+        </w:rPr>
+        <w:t>la concretezza continua a favorire la convergenza tra le definizioni ma la specificità introduce un maggior margine di variabilità: chi definisce può concentrarsi su</w:t>
+      </w:r>
+      <w:r>
+        <w:rPr>
+          <w:rFonts w:ascii="Times New Roman" w:hAnsi="Times New Roman" w:cs="Times New Roman"/>
+          <w:bCs/>
+          <w:sz w:val="24"/>
+          <w:szCs w:val="24"/>
+        </w:rPr>
+        <w:t xml:space="preserve"> alcuni aspetti piuttosto che su altri</w:t>
+      </w:r>
+      <w:r>
+        <w:rPr>
+          <w:rFonts w:ascii="Times New Roman" w:hAnsi="Times New Roman" w:cs="Times New Roman"/>
+          <w:bCs/>
+          <w:sz w:val="24"/>
+          <w:szCs w:val="24"/>
+        </w:rPr>
+        <w:t xml:space="preserve"> producendo così una certa divergenza.</w:t>
+      </w:r>
+    </w:p>
+    <w:p>
+      <w:pPr>
+        <w:pStyle w:val="Paragrafoelenco"/>
+        <w:ind w:left="360"/>
+        <w:jc w:val="both"/>
+        <w:rPr>
+          <w:rFonts w:ascii="Times New Roman" w:hAnsi="Times New Roman" w:cs="Times New Roman"/>
+          <w:bCs/>
+          <w:sz w:val="24"/>
+          <w:szCs w:val="24"/>
+        </w:rPr>
+      </w:pPr>
+      <w:r>
+        <w:rPr>
+          <w:rFonts w:ascii="Times New Roman" w:hAnsi="Times New Roman" w:cs="Times New Roman"/>
+          <w:bCs/>
+          <w:sz w:val="24"/>
+          <w:szCs w:val="24"/>
+        </w:rPr>
+        <w:t xml:space="preserve">     </w:t>
+      </w:r>
+      <w:r>
+        <w:rPr>
+          <w:rFonts w:ascii="Times New Roman" w:hAnsi="Times New Roman" w:cs="Times New Roman"/>
+          <w:bCs/>
+          <w:sz w:val="24"/>
+          <w:szCs w:val="24"/>
+        </w:rPr>
+        <w:t>Quando si passa ai concetti generici e astratti</w:t>
+      </w:r>
+      <w:r>
+        <w:rPr>
+          <w:rFonts w:ascii="Times New Roman" w:hAnsi="Times New Roman" w:cs="Times New Roman"/>
+          <w:bCs/>
+          <w:sz w:val="24"/>
+          <w:szCs w:val="24"/>
+        </w:rPr>
+        <w:t xml:space="preserve"> </w:t>
+      </w:r>
+      <w:r>
+        <w:rPr>
+          <w:rFonts w:ascii="Times New Roman" w:hAnsi="Times New Roman" w:cs="Times New Roman"/>
+          <w:bCs/>
+          <w:sz w:val="24"/>
+          <w:szCs w:val="24"/>
+        </w:rPr>
+        <w:t xml:space="preserve">l’astrattezza rende più difficile individuare proprietà condivise o termini stabili, ma la generalità del concetto offre ancora un margine di interpretazione comune. </w:t>
+      </w:r>
+    </w:p>
+    <w:p>
+      <w:pPr>
+        <w:pStyle w:val="Paragrafoelenco"/>
+        <w:ind w:left="360"/>
+        <w:jc w:val="both"/>
+        <w:rPr>
+          <w:rFonts w:ascii="Times New Roman" w:hAnsi="Times New Roman" w:cs="Times New Roman"/>
+          <w:bCs/>
+          <w:sz w:val="24"/>
+          <w:szCs w:val="24"/>
+        </w:rPr>
+      </w:pPr>
+      <w:r>
+        <w:rPr>
+          <w:rFonts w:ascii="Times New Roman" w:hAnsi="Times New Roman" w:cs="Times New Roman"/>
+          <w:bCs/>
+          <w:sz w:val="24"/>
+          <w:szCs w:val="24"/>
+        </w:rPr>
+        <w:t>Infine, i concetti specifici e astratti</w:t>
+      </w:r>
+      <w:r>
+        <w:rPr>
+          <w:rFonts w:ascii="Times New Roman" w:hAnsi="Times New Roman" w:cs="Times New Roman"/>
+          <w:bCs/>
+          <w:sz w:val="24"/>
+          <w:szCs w:val="24"/>
+        </w:rPr>
+        <w:t xml:space="preserve"> </w:t>
+      </w:r>
+      <w:r>
+        <w:rPr>
+          <w:rFonts w:ascii="Times New Roman" w:hAnsi="Times New Roman" w:cs="Times New Roman"/>
+          <w:bCs/>
+          <w:sz w:val="24"/>
+          <w:szCs w:val="24"/>
+        </w:rPr>
+        <w:t>risultano i più problematici da definire: la specificità limita le interpretazioni possibili</w:t>
+      </w:r>
+      <w:r>
+        <w:rPr>
+          <w:rFonts w:ascii="Times New Roman" w:hAnsi="Times New Roman" w:cs="Times New Roman"/>
+          <w:bCs/>
+          <w:sz w:val="24"/>
+          <w:szCs w:val="24"/>
+        </w:rPr>
+        <w:t xml:space="preserve"> e</w:t>
+      </w:r>
+      <w:r>
+        <w:rPr>
+          <w:rFonts w:ascii="Times New Roman" w:hAnsi="Times New Roman" w:cs="Times New Roman"/>
+          <w:bCs/>
+          <w:sz w:val="24"/>
+          <w:szCs w:val="24"/>
+        </w:rPr>
+        <w:t xml:space="preserve"> l’astrattezza rende difficile riferirsi ad aspetti concreti o esperienze condivise. Questo porta a una maggiore eterogeneità nelle definizioni, che si riflette nei valori più bassi di similarità, sia lessicale che semantica.</w:t>
+      </w:r>
     </w:p>
     <w:sectPr>
-      <w:footerReference w:type="default" r:id="rId9"/>
+      <w:footerReference w:type="default" r:id="rId22"/>
       <w:pgSz w:w="12240" w:h="15840"/>
       <w:pgMar w:top="1440" w:right="1440" w:bottom="1440" w:left="1440" w:header="720" w:footer="720" w:gutter="0"/>
       <w:cols w:space="720"/>
@@ -2075,6 +4983,57 @@
     </w:lvl>
   </w:abstractNum>
   <w:abstractNum w:abstractNumId="11" w15:restartNumberingAfterBreak="0">
+    <w:nsid w:val="17C8C85B"/>
+    <w:multiLevelType w:val="hybridMultilevel"/>
+    <w:tmpl w:val="FFFFFFFF"/>
+    <w:lvl w:ilvl="0" w:tplc="FFFFFFFF">
+      <w:start w:val="1"/>
+      <w:numFmt w:val="bullet"/>
+      <w:lvlText w:val="•"/>
+      <w:lvlJc w:val="left"/>
+    </w:lvl>
+    <w:lvl w:ilvl="1" w:tplc="FFFFFFFF">
+      <w:numFmt w:val="decimal"/>
+      <w:lvlText w:val=""/>
+      <w:lvlJc w:val="left"/>
+    </w:lvl>
+    <w:lvl w:ilvl="2" w:tplc="FFFFFFFF">
+      <w:numFmt w:val="decimal"/>
+      <w:lvlText w:val=""/>
+      <w:lvlJc w:val="left"/>
+    </w:lvl>
+    <w:lvl w:ilvl="3" w:tplc="FFFFFFFF">
+      <w:numFmt w:val="decimal"/>
+      <w:lvlText w:val=""/>
+      <w:lvlJc w:val="left"/>
+    </w:lvl>
+    <w:lvl w:ilvl="4" w:tplc="FFFFFFFF">
+      <w:numFmt w:val="decimal"/>
+      <w:lvlText w:val=""/>
+      <w:lvlJc w:val="left"/>
+    </w:lvl>
+    <w:lvl w:ilvl="5" w:tplc="FFFFFFFF">
+      <w:numFmt w:val="decimal"/>
+      <w:lvlText w:val=""/>
+      <w:lvlJc w:val="left"/>
+    </w:lvl>
+    <w:lvl w:ilvl="6" w:tplc="FFFFFFFF">
+      <w:numFmt w:val="decimal"/>
+      <w:lvlText w:val=""/>
+      <w:lvlJc w:val="left"/>
+    </w:lvl>
+    <w:lvl w:ilvl="7" w:tplc="FFFFFFFF">
+      <w:numFmt w:val="decimal"/>
+      <w:lvlText w:val=""/>
+      <w:lvlJc w:val="left"/>
+    </w:lvl>
+    <w:lvl w:ilvl="8" w:tplc="FFFFFFFF">
+      <w:numFmt w:val="decimal"/>
+      <w:lvlText w:val=""/>
+      <w:lvlJc w:val="left"/>
+    </w:lvl>
+  </w:abstractNum>
+  <w:abstractNum w:abstractNumId="12" w15:restartNumberingAfterBreak="0">
     <w:nsid w:val="1BD02526"/>
     <w:multiLevelType w:val="hybridMultilevel"/>
     <w:tmpl w:val="A30C9EB0"/>
@@ -2187,7 +5146,128 @@
       </w:rPr>
     </w:lvl>
   </w:abstractNum>
-  <w:abstractNum w:abstractNumId="12" w15:restartNumberingAfterBreak="0">
+  <w:abstractNum w:abstractNumId="13" w15:restartNumberingAfterBreak="0">
+    <w:nsid w:val="20755908"/>
+    <w:multiLevelType w:val="multilevel"/>
+    <w:tmpl w:val="34087FC4"/>
+    <w:lvl w:ilvl="0">
+      <w:start w:val="1"/>
+      <w:numFmt w:val="bullet"/>
+      <w:lvlText w:val=""/>
+      <w:lvlJc w:val="left"/>
+      <w:pPr>
+        <w:ind w:left="1776" w:hanging="360"/>
+      </w:pPr>
+      <w:rPr>
+        <w:rFonts w:ascii="Symbol" w:hAnsi="Symbol" w:hint="default"/>
+        <w:b/>
+        <w:bCs/>
+        <w:sz w:val="28"/>
+        <w:szCs w:val="28"/>
+      </w:rPr>
+    </w:lvl>
+    <w:lvl w:ilvl="1">
+      <w:start w:val="1"/>
+      <w:numFmt w:val="decimal"/>
+      <w:lvlText w:val="%1.%2."/>
+      <w:lvlJc w:val="left"/>
+      <w:pPr>
+        <w:ind w:left="2208" w:hanging="432"/>
+      </w:pPr>
+      <w:rPr>
+        <w:rFonts w:ascii="Times New Roman" w:hAnsi="Times New Roman" w:cs="Times New Roman" w:hint="default"/>
+        <w:b/>
+        <w:bCs/>
+        <w:sz w:val="28"/>
+        <w:szCs w:val="28"/>
+      </w:rPr>
+    </w:lvl>
+    <w:lvl w:ilvl="2">
+      <w:start w:val="1"/>
+      <w:numFmt w:val="decimal"/>
+      <w:lvlText w:val="%1.%2.%3."/>
+      <w:lvlJc w:val="left"/>
+      <w:pPr>
+        <w:ind w:left="2640" w:hanging="504"/>
+      </w:pPr>
+      <w:rPr>
+        <w:rFonts w:ascii="Times New Roman" w:hAnsi="Times New Roman" w:cs="Times New Roman" w:hint="default"/>
+      </w:rPr>
+    </w:lvl>
+    <w:lvl w:ilvl="3">
+      <w:start w:val="1"/>
+      <w:numFmt w:val="bullet"/>
+      <w:lvlText w:val="o"/>
+      <w:lvlJc w:val="left"/>
+      <w:pPr>
+        <w:ind w:left="2856" w:hanging="360"/>
+      </w:pPr>
+      <w:rPr>
+        <w:rFonts w:ascii="Courier New" w:hAnsi="Courier New" w:cs="Courier New" w:hint="default"/>
+      </w:rPr>
+    </w:lvl>
+    <w:lvl w:ilvl="4">
+      <w:start w:val="1"/>
+      <w:numFmt w:val="decimal"/>
+      <w:lvlText w:val="%1.%2.%3.%4.%5."/>
+      <w:lvlJc w:val="left"/>
+      <w:pPr>
+        <w:ind w:left="3648" w:hanging="792"/>
+      </w:pPr>
+      <w:rPr>
+        <w:rFonts w:hint="default"/>
+      </w:rPr>
+    </w:lvl>
+    <w:lvl w:ilvl="5">
+      <w:start w:val="1"/>
+      <w:numFmt w:val="decimal"/>
+      <w:lvlText w:val="%1.%2.%3.%4.%5.%6."/>
+      <w:lvlJc w:val="left"/>
+      <w:pPr>
+        <w:ind w:left="4152" w:hanging="936"/>
+      </w:pPr>
+      <w:rPr>
+        <w:rFonts w:hint="default"/>
+      </w:rPr>
+    </w:lvl>
+    <w:lvl w:ilvl="6">
+      <w:start w:val="1"/>
+      <w:numFmt w:val="decimal"/>
+      <w:lvlText w:val="%1.%2.%3.%4.%5.%6.%7."/>
+      <w:lvlJc w:val="left"/>
+      <w:pPr>
+        <w:ind w:left="4656" w:hanging="1080"/>
+      </w:pPr>
+      <w:rPr>
+        <w:rFonts w:hint="default"/>
+      </w:rPr>
+    </w:lvl>
+    <w:lvl w:ilvl="7">
+      <w:start w:val="1"/>
+      <w:numFmt w:val="decimal"/>
+      <w:lvlText w:val="%1.%2.%3.%4.%5.%6.%7.%8."/>
+      <w:lvlJc w:val="left"/>
+      <w:pPr>
+        <w:ind w:left="5160" w:hanging="1224"/>
+      </w:pPr>
+      <w:rPr>
+        <w:rFonts w:hint="default"/>
+      </w:rPr>
+    </w:lvl>
+    <w:lvl w:ilvl="8">
+      <w:start w:val="1"/>
+      <w:numFmt w:val="decimal"/>
+      <w:lvlText w:val="%1.%2.%3.%4.%5.%6.%7.%8.%9."/>
+      <w:lvlJc w:val="left"/>
+      <w:pPr>
+        <w:ind w:left="5736" w:hanging="1440"/>
+      </w:pPr>
+      <w:rPr>
+        <w:rFonts w:hint="default"/>
+      </w:rPr>
+    </w:lvl>
+  </w:abstractNum>
+  <w:abstractNum w:abstractNumId="14" w15:restartNumberingAfterBreak="0">
     <w:nsid w:val="229A13FD"/>
     <w:multiLevelType w:val="hybridMultilevel"/>
     <w:tmpl w:val="06403E14"/>
@@ -2273,7 +5353,7 @@
       </w:pPr>
     </w:lvl>
   </w:abstractNum>
-  <w:abstractNum w:abstractNumId="13" w15:restartNumberingAfterBreak="0">
+  <w:abstractNum w:abstractNumId="15" w15:restartNumberingAfterBreak="0">
     <w:nsid w:val="23675FDA"/>
     <w:multiLevelType w:val="hybridMultilevel"/>
     <w:tmpl w:val="FFA40604"/>
@@ -2386,7 +5466,7 @@
       </w:rPr>
     </w:lvl>
   </w:abstractNum>
-  <w:abstractNum w:abstractNumId="14" w15:restartNumberingAfterBreak="0">
+  <w:abstractNum w:abstractNumId="16" w15:restartNumberingAfterBreak="0">
     <w:nsid w:val="23B5220B"/>
     <w:multiLevelType w:val="hybridMultilevel"/>
     <w:tmpl w:val="92F2CD80"/>
@@ -2499,7 +5579,7 @@
       </w:rPr>
     </w:lvl>
   </w:abstractNum>
-  <w:abstractNum w:abstractNumId="15" w15:restartNumberingAfterBreak="0">
+  <w:abstractNum w:abstractNumId="17" w15:restartNumberingAfterBreak="0">
     <w:nsid w:val="2C951E39"/>
     <w:multiLevelType w:val="multilevel"/>
     <w:tmpl w:val="A30EC1C4"/>
@@ -2612,7 +5692,7 @@
       </w:rPr>
     </w:lvl>
   </w:abstractNum>
-  <w:abstractNum w:abstractNumId="16" w15:restartNumberingAfterBreak="0">
+  <w:abstractNum w:abstractNumId="18" w15:restartNumberingAfterBreak="0">
     <w:nsid w:val="2D58509F"/>
     <w:multiLevelType w:val="hybridMultilevel"/>
     <w:tmpl w:val="756C3CE6"/>
@@ -2725,10 +5805,10 @@
       </w:rPr>
     </w:lvl>
   </w:abstractNum>
-  <w:abstractNum w:abstractNumId="17" w15:restartNumberingAfterBreak="0">
+  <w:abstractNum w:abstractNumId="19" w15:restartNumberingAfterBreak="0">
     <w:nsid w:val="32C43FF1"/>
     <w:multiLevelType w:val="multilevel"/>
-    <w:tmpl w:val="F28A2BF4"/>
+    <w:tmpl w:val="A9802F0A"/>
     <w:lvl w:ilvl="0">
       <w:start w:val="1"/>
       <w:numFmt w:val="decimal"/>
@@ -2775,14 +5855,14 @@
     </w:lvl>
     <w:lvl w:ilvl="3">
       <w:start w:val="1"/>
-      <w:numFmt w:val="decimal"/>
-      <w:lvlText w:val="%1.%2.%3.%4."/>
-      <w:lvlJc w:val="left"/>
-      <w:pPr>
-        <w:ind w:left="1728" w:hanging="648"/>
-      </w:pPr>
-      <w:rPr>
-        <w:rFonts w:hint="default"/>
+      <w:numFmt w:val="bullet"/>
+      <w:lvlText w:val="o"/>
+      <w:lvlJc w:val="left"/>
+      <w:pPr>
+        <w:ind w:left="1440" w:hanging="360"/>
+      </w:pPr>
+      <w:rPr>
+        <w:rFonts w:ascii="Courier New" w:hAnsi="Courier New" w:cs="Courier New" w:hint="default"/>
       </w:rPr>
     </w:lvl>
     <w:lvl w:ilvl="4">
@@ -2846,7 +5926,7 @@
       </w:rPr>
     </w:lvl>
   </w:abstractNum>
-  <w:abstractNum w:abstractNumId="18" w15:restartNumberingAfterBreak="0">
+  <w:abstractNum w:abstractNumId="20" w15:restartNumberingAfterBreak="0">
     <w:nsid w:val="36732073"/>
     <w:multiLevelType w:val="hybridMultilevel"/>
     <w:tmpl w:val="1ED2DCAA"/>
@@ -2959,7 +6039,7 @@
       </w:rPr>
     </w:lvl>
   </w:abstractNum>
-  <w:abstractNum w:abstractNumId="19" w15:restartNumberingAfterBreak="0">
+  <w:abstractNum w:abstractNumId="21" w15:restartNumberingAfterBreak="0">
     <w:nsid w:val="37741FA8"/>
     <w:multiLevelType w:val="multilevel"/>
     <w:tmpl w:val="15B4ED08"/>
@@ -3080,7 +6160,128 @@
       </w:rPr>
     </w:lvl>
   </w:abstractNum>
-  <w:abstractNum w:abstractNumId="20" w15:restartNumberingAfterBreak="0">
+  <w:abstractNum w:abstractNumId="22" w15:restartNumberingAfterBreak="0">
+    <w:nsid w:val="3B846D35"/>
+    <w:multiLevelType w:val="multilevel"/>
+    <w:tmpl w:val="9204197A"/>
+    <w:lvl w:ilvl="0">
+      <w:start w:val="1"/>
+      <w:numFmt w:val="bullet"/>
+      <w:lvlText w:val=""/>
+      <w:lvlJc w:val="left"/>
+      <w:pPr>
+        <w:ind w:left="1776" w:hanging="360"/>
+      </w:pPr>
+      <w:rPr>
+        <w:rFonts w:ascii="Symbol" w:hAnsi="Symbol" w:hint="default"/>
+        <w:b/>
+        <w:bCs/>
+        <w:sz w:val="28"/>
+        <w:szCs w:val="28"/>
+      </w:rPr>
+    </w:lvl>
+    <w:lvl w:ilvl="1">
+      <w:start w:val="1"/>
+      <w:numFmt w:val="decimal"/>
+      <w:lvlText w:val="%1.%2."/>
+      <w:lvlJc w:val="left"/>
+      <w:pPr>
+        <w:ind w:left="2208" w:hanging="432"/>
+      </w:pPr>
+      <w:rPr>
+        <w:rFonts w:ascii="Times New Roman" w:hAnsi="Times New Roman" w:cs="Times New Roman" w:hint="default"/>
+        <w:b/>
+        <w:bCs/>
+        <w:sz w:val="28"/>
+        <w:szCs w:val="28"/>
+      </w:rPr>
+    </w:lvl>
+    <w:lvl w:ilvl="2">
+      <w:start w:val="1"/>
+      <w:numFmt w:val="decimal"/>
+      <w:lvlText w:val="%1.%2.%3."/>
+      <w:lvlJc w:val="left"/>
+      <w:pPr>
+        <w:ind w:left="2640" w:hanging="504"/>
+      </w:pPr>
+      <w:rPr>
+        <w:rFonts w:ascii="Times New Roman" w:hAnsi="Times New Roman" w:cs="Times New Roman" w:hint="default"/>
+      </w:rPr>
+    </w:lvl>
+    <w:lvl w:ilvl="3">
+      <w:start w:val="1"/>
+      <w:numFmt w:val="bullet"/>
+      <w:lvlText w:val="o"/>
+      <w:lvlJc w:val="left"/>
+      <w:pPr>
+        <w:ind w:left="2856" w:hanging="360"/>
+      </w:pPr>
+      <w:rPr>
+        <w:rFonts w:ascii="Courier New" w:hAnsi="Courier New" w:cs="Courier New" w:hint="default"/>
+      </w:rPr>
+    </w:lvl>
+    <w:lvl w:ilvl="4">
+      <w:start w:val="1"/>
+      <w:numFmt w:val="decimal"/>
+      <w:lvlText w:val="%1.%2.%3.%4.%5."/>
+      <w:lvlJc w:val="left"/>
+      <w:pPr>
+        <w:ind w:left="3648" w:hanging="792"/>
+      </w:pPr>
+      <w:rPr>
+        <w:rFonts w:hint="default"/>
+      </w:rPr>
+    </w:lvl>
+    <w:lvl w:ilvl="5">
+      <w:start w:val="1"/>
+      <w:numFmt w:val="decimal"/>
+      <w:lvlText w:val="%1.%2.%3.%4.%5.%6."/>
+      <w:lvlJc w:val="left"/>
+      <w:pPr>
+        <w:ind w:left="4152" w:hanging="936"/>
+      </w:pPr>
+      <w:rPr>
+        <w:rFonts w:hint="default"/>
+      </w:rPr>
+    </w:lvl>
+    <w:lvl w:ilvl="6">
+      <w:start w:val="1"/>
+      <w:numFmt w:val="decimal"/>
+      <w:lvlText w:val="%1.%2.%3.%4.%5.%6.%7."/>
+      <w:lvlJc w:val="left"/>
+      <w:pPr>
+        <w:ind w:left="4656" w:hanging="1080"/>
+      </w:pPr>
+      <w:rPr>
+        <w:rFonts w:hint="default"/>
+      </w:rPr>
+    </w:lvl>
+    <w:lvl w:ilvl="7">
+      <w:start w:val="1"/>
+      <w:numFmt w:val="decimal"/>
+      <w:lvlText w:val="%1.%2.%3.%4.%5.%6.%7.%8."/>
+      <w:lvlJc w:val="left"/>
+      <w:pPr>
+        <w:ind w:left="5160" w:hanging="1224"/>
+      </w:pPr>
+      <w:rPr>
+        <w:rFonts w:hint="default"/>
+      </w:rPr>
+    </w:lvl>
+    <w:lvl w:ilvl="8">
+      <w:start w:val="1"/>
+      <w:numFmt w:val="decimal"/>
+      <w:lvlText w:val="%1.%2.%3.%4.%5.%6.%7.%8.%9."/>
+      <w:lvlJc w:val="left"/>
+      <w:pPr>
+        <w:ind w:left="5736" w:hanging="1440"/>
+      </w:pPr>
+      <w:rPr>
+        <w:rFonts w:hint="default"/>
+      </w:rPr>
+    </w:lvl>
+  </w:abstractNum>
+  <w:abstractNum w:abstractNumId="23" w15:restartNumberingAfterBreak="0">
     <w:nsid w:val="3ECA08CF"/>
     <w:multiLevelType w:val="hybridMultilevel"/>
     <w:tmpl w:val="5F105584"/>
@@ -3193,7 +6394,7 @@
       </w:rPr>
     </w:lvl>
   </w:abstractNum>
-  <w:abstractNum w:abstractNumId="21" w15:restartNumberingAfterBreak="0">
+  <w:abstractNum w:abstractNumId="24" w15:restartNumberingAfterBreak="0">
     <w:nsid w:val="40A77E90"/>
     <w:multiLevelType w:val="hybridMultilevel"/>
     <w:tmpl w:val="54C2F142"/>
@@ -3279,13 +6480,13 @@
       </w:pPr>
     </w:lvl>
   </w:abstractNum>
-  <w:abstractNum w:abstractNumId="22" w15:restartNumberingAfterBreak="0">
+  <w:abstractNum w:abstractNumId="25" w15:restartNumberingAfterBreak="0">
     <w:nsid w:val="41D123D8"/>
     <w:multiLevelType w:val="multilevel"/>
     <w:tmpl w:val="0409001F"/>
     <w:numStyleLink w:val="Stile1"/>
   </w:abstractNum>
-  <w:abstractNum w:abstractNumId="23" w15:restartNumberingAfterBreak="0">
+  <w:abstractNum w:abstractNumId="26" w15:restartNumberingAfterBreak="0">
     <w:nsid w:val="43525CA8"/>
     <w:multiLevelType w:val="multilevel"/>
     <w:tmpl w:val="A0EE56CE"/>
@@ -3398,7 +6599,7 @@
       </w:pPr>
     </w:lvl>
   </w:abstractNum>
-  <w:abstractNum w:abstractNumId="24" w15:restartNumberingAfterBreak="0">
+  <w:abstractNum w:abstractNumId="27" w15:restartNumberingAfterBreak="0">
     <w:nsid w:val="4FA355BA"/>
     <w:multiLevelType w:val="hybridMultilevel"/>
     <w:tmpl w:val="286CFAB8"/>
@@ -3511,7 +6712,7 @@
       </w:rPr>
     </w:lvl>
   </w:abstractNum>
-  <w:abstractNum w:abstractNumId="25" w15:restartNumberingAfterBreak="0">
+  <w:abstractNum w:abstractNumId="28" w15:restartNumberingAfterBreak="0">
     <w:nsid w:val="53A770D5"/>
     <w:multiLevelType w:val="hybridMultilevel"/>
     <w:tmpl w:val="CC4625CE"/>
@@ -3624,13 +6825,13 @@
       </w:rPr>
     </w:lvl>
   </w:abstractNum>
-  <w:abstractNum w:abstractNumId="26" w15:restartNumberingAfterBreak="0">
+  <w:abstractNum w:abstractNumId="29" w15:restartNumberingAfterBreak="0">
     <w:nsid w:val="53D565B8"/>
     <w:multiLevelType w:val="multilevel"/>
     <w:tmpl w:val="0409001F"/>
     <w:numStyleLink w:val="Stile1"/>
   </w:abstractNum>
-  <w:abstractNum w:abstractNumId="27" w15:restartNumberingAfterBreak="0">
+  <w:abstractNum w:abstractNumId="30" w15:restartNumberingAfterBreak="0">
     <w:nsid w:val="58743087"/>
     <w:multiLevelType w:val="hybridMultilevel"/>
     <w:tmpl w:val="F10AB3E8"/>
@@ -3743,7 +6944,7 @@
       </w:rPr>
     </w:lvl>
   </w:abstractNum>
-  <w:abstractNum w:abstractNumId="28" w15:restartNumberingAfterBreak="0">
+  <w:abstractNum w:abstractNumId="31" w15:restartNumberingAfterBreak="0">
     <w:nsid w:val="5B0F06AF"/>
     <w:multiLevelType w:val="hybridMultilevel"/>
     <w:tmpl w:val="DAEC1326"/>
@@ -3856,7 +7057,120 @@
       </w:rPr>
     </w:lvl>
   </w:abstractNum>
-  <w:abstractNum w:abstractNumId="29" w15:restartNumberingAfterBreak="0">
+  <w:abstractNum w:abstractNumId="32" w15:restartNumberingAfterBreak="0">
+    <w:nsid w:val="5BA92712"/>
+    <w:multiLevelType w:val="hybridMultilevel"/>
+    <w:tmpl w:val="4BE26A52"/>
+    <w:lvl w:ilvl="0" w:tplc="FFFFFFFF">
+      <w:start w:val="1"/>
+      <w:numFmt w:val="bullet"/>
+      <w:lvlText w:val=""/>
+      <w:lvlJc w:val="left"/>
+      <w:pPr>
+        <w:ind w:left="1080" w:hanging="360"/>
+      </w:pPr>
+      <w:rPr>
+        <w:rFonts w:ascii="Symbol" w:hAnsi="Symbol" w:hint="default"/>
+      </w:rPr>
+    </w:lvl>
+    <w:lvl w:ilvl="1" w:tplc="FFFFFFFF">
+      <w:start w:val="1"/>
+      <w:numFmt w:val="bullet"/>
+      <w:lvlText w:val=""/>
+      <w:lvlJc w:val="left"/>
+      <w:pPr>
+        <w:ind w:left="1800" w:hanging="360"/>
+      </w:pPr>
+      <w:rPr>
+        <w:rFonts w:ascii="Symbol" w:hAnsi="Symbol" w:hint="default"/>
+      </w:rPr>
+    </w:lvl>
+    <w:lvl w:ilvl="2" w:tplc="04090003">
+      <w:start w:val="1"/>
+      <w:numFmt w:val="bullet"/>
+      <w:lvlText w:val="o"/>
+      <w:lvlJc w:val="left"/>
+      <w:pPr>
+        <w:ind w:left="2520" w:hanging="360"/>
+      </w:pPr>
+      <w:rPr>
+        <w:rFonts w:ascii="Courier New" w:hAnsi="Courier New" w:cs="Courier New" w:hint="default"/>
+      </w:rPr>
+    </w:lvl>
+    <w:lvl w:ilvl="3" w:tplc="FFFFFFFF" w:tentative="1">
+      <w:start w:val="1"/>
+      <w:numFmt w:val="bullet"/>
+      <w:lvlText w:val=""/>
+      <w:lvlJc w:val="left"/>
+      <w:pPr>
+        <w:ind w:left="3240" w:hanging="360"/>
+      </w:pPr>
+      <w:rPr>
+        <w:rFonts w:ascii="Symbol" w:hAnsi="Symbol" w:hint="default"/>
+      </w:rPr>
+    </w:lvl>
+    <w:lvl w:ilvl="4" w:tplc="FFFFFFFF" w:tentative="1">
+      <w:start w:val="1"/>
+      <w:numFmt w:val="bullet"/>
+      <w:lvlText w:val="o"/>
+      <w:lvlJc w:val="left"/>
+      <w:pPr>
+        <w:ind w:left="3960" w:hanging="360"/>
+      </w:pPr>
+      <w:rPr>
+        <w:rFonts w:ascii="Courier New" w:hAnsi="Courier New" w:cs="Courier New" w:hint="default"/>
+      </w:rPr>
+    </w:lvl>
+    <w:lvl w:ilvl="5" w:tplc="FFFFFFFF" w:tentative="1">
+      <w:start w:val="1"/>
+      <w:numFmt w:val="bullet"/>
+      <w:lvlText w:val=""/>
+      <w:lvlJc w:val="left"/>
+      <w:pPr>
+        <w:ind w:left="4680" w:hanging="360"/>
+      </w:pPr>
+      <w:rPr>
+        <w:rFonts w:ascii="Wingdings" w:hAnsi="Wingdings" w:hint="default"/>
+      </w:rPr>
+    </w:lvl>
+    <w:lvl w:ilvl="6" w:tplc="FFFFFFFF" w:tentative="1">
+      <w:start w:val="1"/>
+      <w:numFmt w:val="bullet"/>
+      <w:lvlText w:val=""/>
+      <w:lvlJc w:val="left"/>
+      <w:pPr>
+        <w:ind w:left="5400" w:hanging="360"/>
+      </w:pPr>
+      <w:rPr>
+        <w:rFonts w:ascii="Symbol" w:hAnsi="Symbol" w:hint="default"/>
+      </w:rPr>
+    </w:lvl>
+    <w:lvl w:ilvl="7" w:tplc="FFFFFFFF" w:tentative="1">
+      <w:start w:val="1"/>
+      <w:numFmt w:val="bullet"/>
+      <w:lvlText w:val="o"/>
+      <w:lvlJc w:val="left"/>
+      <w:pPr>
+        <w:ind w:left="6120" w:hanging="360"/>
+      </w:pPr>
+      <w:rPr>
+        <w:rFonts w:ascii="Courier New" w:hAnsi="Courier New" w:cs="Courier New" w:hint="default"/>
+      </w:rPr>
+    </w:lvl>
+    <w:lvl w:ilvl="8" w:tplc="FFFFFFFF" w:tentative="1">
+      <w:start w:val="1"/>
+      <w:numFmt w:val="bullet"/>
+      <w:lvlText w:val=""/>
+      <w:lvlJc w:val="left"/>
+      <w:pPr>
+        <w:ind w:left="6840" w:hanging="360"/>
+      </w:pPr>
+      <w:rPr>
+        <w:rFonts w:ascii="Wingdings" w:hAnsi="Wingdings" w:hint="default"/>
+      </w:rPr>
+    </w:lvl>
+  </w:abstractNum>
+  <w:abstractNum w:abstractNumId="33" w15:restartNumberingAfterBreak="0">
     <w:nsid w:val="5DCE7718"/>
     <w:multiLevelType w:val="hybridMultilevel"/>
     <w:tmpl w:val="62BAE48C"/>
@@ -3969,7 +7283,7 @@
       </w:rPr>
     </w:lvl>
   </w:abstractNum>
-  <w:abstractNum w:abstractNumId="30" w15:restartNumberingAfterBreak="0">
+  <w:abstractNum w:abstractNumId="34" w15:restartNumberingAfterBreak="0">
     <w:nsid w:val="63CC5BAA"/>
     <w:multiLevelType w:val="hybridMultilevel"/>
     <w:tmpl w:val="B23E7AEE"/>
@@ -4082,7 +7396,7 @@
       </w:rPr>
     </w:lvl>
   </w:abstractNum>
-  <w:abstractNum w:abstractNumId="31" w15:restartNumberingAfterBreak="0">
+  <w:abstractNum w:abstractNumId="35" w15:restartNumberingAfterBreak="0">
     <w:nsid w:val="6684189E"/>
     <w:multiLevelType w:val="hybridMultilevel"/>
     <w:tmpl w:val="380A525A"/>
@@ -4168,7 +7482,7 @@
       </w:pPr>
     </w:lvl>
   </w:abstractNum>
-  <w:abstractNum w:abstractNumId="32" w15:restartNumberingAfterBreak="0">
+  <w:abstractNum w:abstractNumId="36" w15:restartNumberingAfterBreak="0">
     <w:nsid w:val="6BEF760C"/>
     <w:multiLevelType w:val="hybridMultilevel"/>
     <w:tmpl w:val="F7ECA1FC"/>
@@ -4281,7 +7595,7 @@
       </w:rPr>
     </w:lvl>
   </w:abstractNum>
-  <w:abstractNum w:abstractNumId="33" w15:restartNumberingAfterBreak="0">
+  <w:abstractNum w:abstractNumId="37" w15:restartNumberingAfterBreak="0">
     <w:nsid w:val="6ECF540B"/>
     <w:multiLevelType w:val="multilevel"/>
     <w:tmpl w:val="027E187C"/>
@@ -4402,13 +7716,13 @@
       </w:rPr>
     </w:lvl>
   </w:abstractNum>
-  <w:abstractNum w:abstractNumId="34" w15:restartNumberingAfterBreak="0">
+  <w:abstractNum w:abstractNumId="38" w15:restartNumberingAfterBreak="0">
     <w:nsid w:val="6FA140AF"/>
     <w:multiLevelType w:val="multilevel"/>
     <w:tmpl w:val="0409001F"/>
     <w:numStyleLink w:val="Stile1"/>
   </w:abstractNum>
-  <w:abstractNum w:abstractNumId="35" w15:restartNumberingAfterBreak="0">
+  <w:abstractNum w:abstractNumId="39" w15:restartNumberingAfterBreak="0">
     <w:nsid w:val="715B0F0F"/>
     <w:multiLevelType w:val="hybridMultilevel"/>
     <w:tmpl w:val="A8DC9E90"/>
@@ -4521,7 +7835,7 @@
       </w:rPr>
     </w:lvl>
   </w:abstractNum>
-  <w:abstractNum w:abstractNumId="36" w15:restartNumberingAfterBreak="0">
+  <w:abstractNum w:abstractNumId="40" w15:restartNumberingAfterBreak="0">
     <w:nsid w:val="71BB7147"/>
     <w:multiLevelType w:val="hybridMultilevel"/>
     <w:tmpl w:val="241EF798"/>
@@ -4634,7 +7948,7 @@
       </w:rPr>
     </w:lvl>
   </w:abstractNum>
-  <w:abstractNum w:abstractNumId="37" w15:restartNumberingAfterBreak="0">
+  <w:abstractNum w:abstractNumId="41" w15:restartNumberingAfterBreak="0">
     <w:nsid w:val="75173BAF"/>
     <w:multiLevelType w:val="hybridMultilevel"/>
     <w:tmpl w:val="B60A4A8E"/>
@@ -4747,7 +8061,7 @@
       </w:rPr>
     </w:lvl>
   </w:abstractNum>
-  <w:abstractNum w:abstractNumId="38" w15:restartNumberingAfterBreak="0">
+  <w:abstractNum w:abstractNumId="42" w15:restartNumberingAfterBreak="0">
     <w:nsid w:val="783F5993"/>
     <w:multiLevelType w:val="hybridMultilevel"/>
     <w:tmpl w:val="6F6E3194"/>
@@ -4860,13 +8174,13 @@
       </w:rPr>
     </w:lvl>
   </w:abstractNum>
-  <w:abstractNum w:abstractNumId="39" w15:restartNumberingAfterBreak="0">
+  <w:abstractNum w:abstractNumId="43" w15:restartNumberingAfterBreak="0">
     <w:nsid w:val="79EF1D10"/>
     <w:multiLevelType w:val="multilevel"/>
     <w:tmpl w:val="0409001F"/>
     <w:numStyleLink w:val="Stile1"/>
   </w:abstractNum>
-  <w:abstractNum w:abstractNumId="40" w15:restartNumberingAfterBreak="0">
+  <w:abstractNum w:abstractNumId="44" w15:restartNumberingAfterBreak="0">
     <w:nsid w:val="7A2E1652"/>
     <w:multiLevelType w:val="hybridMultilevel"/>
     <w:tmpl w:val="380A525A"/>
@@ -4952,7 +8266,7 @@
       </w:pPr>
     </w:lvl>
   </w:abstractNum>
-  <w:abstractNum w:abstractNumId="41" w15:restartNumberingAfterBreak="0">
+  <w:abstractNum w:abstractNumId="45" w15:restartNumberingAfterBreak="0">
     <w:nsid w:val="7C547FDB"/>
     <w:multiLevelType w:val="hybridMultilevel"/>
     <w:tmpl w:val="CC684AC0"/>
@@ -5065,8 +8379,121 @@
       </w:rPr>
     </w:lvl>
   </w:abstractNum>
+  <w:abstractNum w:abstractNumId="46" w15:restartNumberingAfterBreak="0">
+    <w:nsid w:val="7F7320FA"/>
+    <w:multiLevelType w:val="hybridMultilevel"/>
+    <w:tmpl w:val="0292D408"/>
+    <w:lvl w:ilvl="0" w:tplc="04100001">
+      <w:start w:val="1"/>
+      <w:numFmt w:val="bullet"/>
+      <w:lvlText w:val=""/>
+      <w:lvlJc w:val="left"/>
+      <w:pPr>
+        <w:ind w:left="1080" w:hanging="360"/>
+      </w:pPr>
+      <w:rPr>
+        <w:rFonts w:ascii="Symbol" w:hAnsi="Symbol" w:hint="default"/>
+      </w:rPr>
+    </w:lvl>
+    <w:lvl w:ilvl="1" w:tplc="10C6D208">
+      <w:start w:val="1"/>
+      <w:numFmt w:val="bullet"/>
+      <w:lvlText w:val=""/>
+      <w:lvlJc w:val="left"/>
+      <w:pPr>
+        <w:ind w:left="1800" w:hanging="360"/>
+      </w:pPr>
+      <w:rPr>
+        <w:rFonts w:ascii="Symbol" w:hAnsi="Symbol" w:hint="default"/>
+      </w:rPr>
+    </w:lvl>
+    <w:lvl w:ilvl="2" w:tplc="04100005">
+      <w:start w:val="1"/>
+      <w:numFmt w:val="bullet"/>
+      <w:lvlText w:val=""/>
+      <w:lvlJc w:val="left"/>
+      <w:pPr>
+        <w:ind w:left="2520" w:hanging="360"/>
+      </w:pPr>
+      <w:rPr>
+        <w:rFonts w:ascii="Wingdings" w:hAnsi="Wingdings" w:hint="default"/>
+      </w:rPr>
+    </w:lvl>
+    <w:lvl w:ilvl="3" w:tplc="04100001" w:tentative="1">
+      <w:start w:val="1"/>
+      <w:numFmt w:val="bullet"/>
+      <w:lvlText w:val=""/>
+      <w:lvlJc w:val="left"/>
+      <w:pPr>
+        <w:ind w:left="3240" w:hanging="360"/>
+      </w:pPr>
+      <w:rPr>
+        <w:rFonts w:ascii="Symbol" w:hAnsi="Symbol" w:hint="default"/>
+      </w:rPr>
+    </w:lvl>
+    <w:lvl w:ilvl="4" w:tplc="04100003" w:tentative="1">
+      <w:start w:val="1"/>
+      <w:numFmt w:val="bullet"/>
+      <w:lvlText w:val="o"/>
+      <w:lvlJc w:val="left"/>
+      <w:pPr>
+        <w:ind w:left="3960" w:hanging="360"/>
+      </w:pPr>
+      <w:rPr>
+        <w:rFonts w:ascii="Courier New" w:hAnsi="Courier New" w:cs="Courier New" w:hint="default"/>
+      </w:rPr>
+    </w:lvl>
+    <w:lvl w:ilvl="5" w:tplc="04100005" w:tentative="1">
+      <w:start w:val="1"/>
+      <w:numFmt w:val="bullet"/>
+      <w:lvlText w:val=""/>
+      <w:lvlJc w:val="left"/>
+      <w:pPr>
+        <w:ind w:left="4680" w:hanging="360"/>
+      </w:pPr>
+      <w:rPr>
+        <w:rFonts w:ascii="Wingdings" w:hAnsi="Wingdings" w:hint="default"/>
+      </w:rPr>
+    </w:lvl>
+    <w:lvl w:ilvl="6" w:tplc="04100001" w:tentative="1">
+      <w:start w:val="1"/>
+      <w:numFmt w:val="bullet"/>
+      <w:lvlText w:val=""/>
+      <w:lvlJc w:val="left"/>
+      <w:pPr>
+        <w:ind w:left="5400" w:hanging="360"/>
+      </w:pPr>
+      <w:rPr>
+        <w:rFonts w:ascii="Symbol" w:hAnsi="Symbol" w:hint="default"/>
+      </w:rPr>
+    </w:lvl>
+    <w:lvl w:ilvl="7" w:tplc="04100003" w:tentative="1">
+      <w:start w:val="1"/>
+      <w:numFmt w:val="bullet"/>
+      <w:lvlText w:val="o"/>
+      <w:lvlJc w:val="left"/>
+      <w:pPr>
+        <w:ind w:left="6120" w:hanging="360"/>
+      </w:pPr>
+      <w:rPr>
+        <w:rFonts w:ascii="Courier New" w:hAnsi="Courier New" w:cs="Courier New" w:hint="default"/>
+      </w:rPr>
+    </w:lvl>
+    <w:lvl w:ilvl="8" w:tplc="04100005" w:tentative="1">
+      <w:start w:val="1"/>
+      <w:numFmt w:val="bullet"/>
+      <w:lvlText w:val=""/>
+      <w:lvlJc w:val="left"/>
+      <w:pPr>
+        <w:ind w:left="6840" w:hanging="360"/>
+      </w:pPr>
+      <w:rPr>
+        <w:rFonts w:ascii="Wingdings" w:hAnsi="Wingdings" w:hint="default"/>
+      </w:rPr>
+    </w:lvl>
+  </w:abstractNum>
   <w:num w:numId="1" w16cid:durableId="811336778">
-    <w:abstractNumId w:val="21"/>
+    <w:abstractNumId w:val="24"/>
   </w:num>
   <w:num w:numId="2" w16cid:durableId="490484960">
     <w:abstractNumId w:val="0"/>
@@ -5186,13 +8613,13 @@
     <w:abstractNumId w:val="3"/>
   </w:num>
   <w:num w:numId="4" w16cid:durableId="764687854">
-    <w:abstractNumId w:val="17"/>
+    <w:abstractNumId w:val="19"/>
   </w:num>
   <w:num w:numId="5" w16cid:durableId="1377663521">
     <w:abstractNumId w:val="10"/>
   </w:num>
   <w:num w:numId="6" w16cid:durableId="887184873">
-    <w:abstractNumId w:val="17"/>
+    <w:abstractNumId w:val="19"/>
     <w:lvlOverride w:ilvl="0">
       <w:lvl w:ilvl="0">
         <w:start w:val="1"/>
@@ -5294,115 +8721,130 @@
     </w:lvlOverride>
   </w:num>
   <w:num w:numId="7" w16cid:durableId="507214907">
-    <w:abstractNumId w:val="15"/>
+    <w:abstractNumId w:val="17"/>
   </w:num>
   <w:num w:numId="8" w16cid:durableId="1127316607">
-    <w:abstractNumId w:val="29"/>
+    <w:abstractNumId w:val="33"/>
   </w:num>
   <w:num w:numId="9" w16cid:durableId="419569371">
-    <w:abstractNumId w:val="36"/>
+    <w:abstractNumId w:val="40"/>
   </w:num>
   <w:num w:numId="10" w16cid:durableId="1099835930">
-    <w:abstractNumId w:val="25"/>
+    <w:abstractNumId w:val="28"/>
   </w:num>
   <w:num w:numId="11" w16cid:durableId="1762413411">
-    <w:abstractNumId w:val="27"/>
+    <w:abstractNumId w:val="30"/>
   </w:num>
   <w:num w:numId="12" w16cid:durableId="1824007630">
     <w:abstractNumId w:val="4"/>
   </w:num>
   <w:num w:numId="13" w16cid:durableId="124469614">
-    <w:abstractNumId w:val="30"/>
+    <w:abstractNumId w:val="34"/>
   </w:num>
   <w:num w:numId="14" w16cid:durableId="1607545208">
-    <w:abstractNumId w:val="38"/>
+    <w:abstractNumId w:val="42"/>
   </w:num>
   <w:num w:numId="15" w16cid:durableId="1192299048">
-    <w:abstractNumId w:val="20"/>
+    <w:abstractNumId w:val="23"/>
   </w:num>
   <w:num w:numId="16" w16cid:durableId="634532310">
     <w:abstractNumId w:val="7"/>
   </w:num>
   <w:num w:numId="17" w16cid:durableId="1741898899">
-    <w:abstractNumId w:val="32"/>
+    <w:abstractNumId w:val="36"/>
   </w:num>
   <w:num w:numId="18" w16cid:durableId="1385175883">
-    <w:abstractNumId w:val="22"/>
+    <w:abstractNumId w:val="25"/>
   </w:num>
   <w:num w:numId="19" w16cid:durableId="391583950">
-    <w:abstractNumId w:val="26"/>
+    <w:abstractNumId w:val="29"/>
   </w:num>
   <w:num w:numId="20" w16cid:durableId="2126584043">
     <w:abstractNumId w:val="9"/>
   </w:num>
   <w:num w:numId="21" w16cid:durableId="2022008559">
-    <w:abstractNumId w:val="18"/>
+    <w:abstractNumId w:val="20"/>
   </w:num>
   <w:num w:numId="22" w16cid:durableId="404493757">
     <w:abstractNumId w:val="2"/>
   </w:num>
   <w:num w:numId="23" w16cid:durableId="1952011832">
-    <w:abstractNumId w:val="39"/>
+    <w:abstractNumId w:val="43"/>
   </w:num>
   <w:num w:numId="24" w16cid:durableId="2040542781">
-    <w:abstractNumId w:val="34"/>
+    <w:abstractNumId w:val="38"/>
   </w:num>
   <w:num w:numId="25" w16cid:durableId="1498686963">
-    <w:abstractNumId w:val="11"/>
+    <w:abstractNumId w:val="12"/>
   </w:num>
   <w:num w:numId="26" w16cid:durableId="984898722">
     <w:abstractNumId w:val="6"/>
   </w:num>
   <w:num w:numId="27" w16cid:durableId="1154027987">
-    <w:abstractNumId w:val="37"/>
+    <w:abstractNumId w:val="41"/>
   </w:num>
   <w:num w:numId="28" w16cid:durableId="114759154">
-    <w:abstractNumId w:val="14"/>
+    <w:abstractNumId w:val="16"/>
   </w:num>
   <w:num w:numId="29" w16cid:durableId="1099107172">
-    <w:abstractNumId w:val="12"/>
+    <w:abstractNumId w:val="14"/>
   </w:num>
   <w:num w:numId="30" w16cid:durableId="2103144669">
     <w:abstractNumId w:val="8"/>
   </w:num>
   <w:num w:numId="31" w16cid:durableId="1492940450">
-    <w:abstractNumId w:val="31"/>
+    <w:abstractNumId w:val="35"/>
   </w:num>
   <w:num w:numId="32" w16cid:durableId="27684046">
-    <w:abstractNumId w:val="40"/>
+    <w:abstractNumId w:val="44"/>
   </w:num>
   <w:num w:numId="33" w16cid:durableId="1669334022">
     <w:abstractNumId w:val="1"/>
   </w:num>
   <w:num w:numId="34" w16cid:durableId="355812870">
-    <w:abstractNumId w:val="13"/>
+    <w:abstractNumId w:val="15"/>
   </w:num>
   <w:num w:numId="35" w16cid:durableId="2115710409">
-    <w:abstractNumId w:val="16"/>
+    <w:abstractNumId w:val="18"/>
   </w:num>
   <w:num w:numId="36" w16cid:durableId="1188134289">
-    <w:abstractNumId w:val="35"/>
+    <w:abstractNumId w:val="39"/>
   </w:num>
   <w:num w:numId="37" w16cid:durableId="1322928812">
-    <w:abstractNumId w:val="41"/>
+    <w:abstractNumId w:val="45"/>
   </w:num>
   <w:num w:numId="38" w16cid:durableId="1963538775">
     <w:abstractNumId w:val="5"/>
   </w:num>
   <w:num w:numId="39" w16cid:durableId="1020550432">
-    <w:abstractNumId w:val="28"/>
+    <w:abstractNumId w:val="31"/>
   </w:num>
   <w:num w:numId="40" w16cid:durableId="930816479">
-    <w:abstractNumId w:val="19"/>
+    <w:abstractNumId w:val="21"/>
   </w:num>
   <w:num w:numId="41" w16cid:durableId="736048069">
-    <w:abstractNumId w:val="24"/>
+    <w:abstractNumId w:val="27"/>
   </w:num>
   <w:num w:numId="42" w16cid:durableId="9071242">
-    <w:abstractNumId w:val="33"/>
+    <w:abstractNumId w:val="37"/>
   </w:num>
   <w:num w:numId="43" w16cid:durableId="1075933621">
-    <w:abstractNumId w:val="23"/>
+    <w:abstractNumId w:val="26"/>
+  </w:num>
+  <w:num w:numId="44" w16cid:durableId="1991933545">
+    <w:abstractNumId w:val="11"/>
+  </w:num>
+  <w:num w:numId="45" w16cid:durableId="2079748717">
+    <w:abstractNumId w:val="46"/>
+  </w:num>
+  <w:num w:numId="46" w16cid:durableId="412624738">
+    <w:abstractNumId w:val="32"/>
+  </w:num>
+  <w:num w:numId="47" w16cid:durableId="1286813846">
+    <w:abstractNumId w:val="13"/>
+  </w:num>
+  <w:num w:numId="48" w16cid:durableId="1765108207">
+    <w:abstractNumId w:val="22"/>
   </w:num>
 </w:numbering>
 </file>
